--- a/manuscript/revision/HGT paper_to follow up for PNAS revision.docx
+++ b/manuscript/revision/HGT paper_to follow up for PNAS revision.docx
@@ -3,11 +3,430 @@
 <w:document xmlns:wpc="http://schemas.microsoft.com/office/word/2010/wordprocessingCanvas" xmlns:cx="http://schemas.microsoft.com/office/drawing/2014/chartex" xmlns:cx1="http://schemas.microsoft.com/office/drawing/2015/9/8/chartex" xmlns:cx2="http://schemas.microsoft.com/office/drawing/2015/10/21/chartex" xmlns:cx3="http://schemas.microsoft.com/office/drawing/2016/5/9/chartex" xmlns:cx4="http://schemas.microsoft.com/office/drawing/2016/5/10/chartex" xmlns:cx5="http://schemas.microsoft.com/office/drawing/2016/5/11/chartex" xmlns:cx6="http://schemas.microsoft.com/office/drawing/2016/5/12/chartex" xmlns:cx7="http://schemas.microsoft.com/office/drawing/2016/5/13/chartex" xmlns:cx8="http://schemas.microsoft.com/office/drawing/2016/5/14/chartex" xmlns:mc="http://schemas.openxmlformats.org/markup-compatibility/2006" xmlns:aink="http://schemas.microsoft.com/office/drawing/2016/ink" xmlns:am3d="http://schemas.microsoft.com/office/drawing/2017/model3d" xmlns:o="urn:schemas-microsoft-com:office:office" xmlns:r="http://schemas.openxmlformats.org/officeDocument/2006/relationships" xmlns:m="http://schemas.openxmlformats.org/officeDocument/2006/math" xmlns:v="urn:schemas-microsoft-com:vml" xmlns:wp14="http://schemas.microsoft.com/office/word/2010/wordprocessingDrawing" xmlns:wp="http://schemas.openxmlformats.org/drawingml/2006/wordprocessingDrawing" xmlns:w10="urn:schemas-microsoft-com:office:word" xmlns:w="http://schemas.openxmlformats.org/wordprocessingml/2006/main" xmlns:w14="http://schemas.microsoft.com/office/word/2010/wordml" xmlns:w15="http://schemas.microsoft.com/office/word/2012/wordml" xmlns:w16cid="http://schemas.microsoft.com/office/word/2016/wordml/cid" xmlns:w16se="http://schemas.microsoft.com/office/word/2015/wordml/symex" xmlns:wpg="http://schemas.microsoft.com/office/word/2010/wordprocessingGroup" xmlns:wpi="http://schemas.microsoft.com/office/word/2010/wordprocessingInk" xmlns:wne="http://schemas.microsoft.com/office/word/2006/wordml" xmlns:wps="http://schemas.microsoft.com/office/word/2010/wordprocessingShape" mc:Ignorable="w14 w15 w16se w16cid wp14">
   <w:body>
     <w:p>
-      <w:r>
-        <w:t>To follow up for revision</w:t>
-      </w:r>
+      <w:pPr>
+        <w:jc w:val="center"/>
+        <w:rPr>
+          <w:b/>
+          <w:bCs/>
+          <w:sz w:val="36"/>
+          <w:szCs w:val="36"/>
+        </w:rPr>
+      </w:pPr>
+      <w:r>
+        <w:rPr>
+          <w:b/>
+          <w:bCs/>
+          <w:sz w:val="36"/>
+          <w:szCs w:val="36"/>
+        </w:rPr>
+        <w:t>HGT to do</w:t>
+      </w:r>
+    </w:p>
+    <w:p/>
+    <w:p>
+      <w:r>
+        <w:t>Investigating whether insert events are independent</w:t>
+      </w:r>
+    </w:p>
+    <w:p>
+      <w:pPr>
+        <w:rPr>
+          <w:color w:val="2F5496" w:themeColor="accent1" w:themeShade="BF"/>
+        </w:rPr>
+      </w:pPr>
+      <w:r>
+        <w:rPr>
+          <w:b/>
+          <w:bCs/>
+          <w:color w:val="2F5496" w:themeColor="accent1" w:themeShade="BF"/>
+        </w:rPr>
+        <w:t>R2.1.</w:t>
+      </w:r>
+      <w:r>
+        <w:rPr>
+          <w:color w:val="2F5496" w:themeColor="accent1" w:themeShade="BF"/>
+        </w:rPr>
+        <w:t xml:space="preserve"> Are the 3000+ inserts taken to be independent or from a singular HGT event (or few events) in which recombination then shuffled them around to appear independent? Please justify this much more clearly as it was not clear yet; the independence of these events would be far more dramatic than the alternative.</w:t>
+      </w:r>
+    </w:p>
+    <w:p>
+      <w:pPr>
+        <w:rPr>
+          <w:color w:val="2F5496" w:themeColor="accent1" w:themeShade="BF"/>
+        </w:rPr>
+      </w:pPr>
+      <w:r>
+        <w:rPr>
+          <w:b/>
+          <w:bCs/>
+          <w:color w:val="2F5496" w:themeColor="accent1" w:themeShade="BF"/>
+        </w:rPr>
+        <w:t>R2.</w:t>
+      </w:r>
+      <w:r>
+        <w:rPr>
+          <w:b/>
+          <w:bCs/>
+          <w:color w:val="2F5496" w:themeColor="accent1" w:themeShade="BF"/>
+        </w:rPr>
+        <w:t>8.</w:t>
+      </w:r>
+      <w:r>
+        <w:rPr>
+          <w:color w:val="2F5496" w:themeColor="accent1" w:themeShade="BF"/>
+        </w:rPr>
+        <w:t xml:space="preserve"> One of the figures or tables should add data patterns on whether the HGTs are distributed randomly across each of the host's chromosomes or not.</w:t>
+      </w:r>
+    </w:p>
+    <w:p>
+      <w:pPr>
+        <w:pStyle w:val="ListParagraph"/>
+        <w:numPr>
+          <w:ilvl w:val="0"/>
+          <w:numId w:val="5"/>
+        </w:numPr>
+      </w:pPr>
+      <w:r>
+        <w:t>Leo Figure to show relatively random distribution</w:t>
+      </w:r>
+    </w:p>
+    <w:p>
+      <w:pPr>
+        <w:pStyle w:val="ListParagraph"/>
+        <w:numPr>
+          <w:ilvl w:val="1"/>
+          <w:numId w:val="5"/>
+        </w:numPr>
+      </w:pPr>
+      <w:r>
+        <w:t>Where will this fit</w:t>
+      </w:r>
+      <w:r>
+        <w:t xml:space="preserve"> – we are already pushing figure size limits…</w:t>
+      </w:r>
+    </w:p>
+    <w:p>
+      <w:pPr>
+        <w:pStyle w:val="ListParagraph"/>
+        <w:numPr>
+          <w:ilvl w:val="0"/>
+          <w:numId w:val="5"/>
+        </w:numPr>
+      </w:pPr>
+      <w:r>
+        <w:t>Chi-square test on the tally?</w:t>
+      </w:r>
+    </w:p>
+    <w:p>
+      <w:pPr>
+        <w:pStyle w:val="ListParagraph"/>
+        <w:numPr>
+          <w:ilvl w:val="1"/>
+          <w:numId w:val="5"/>
+        </w:numPr>
+      </w:pPr>
+      <w:r>
+        <w:t>Maybe only include contigs over a certain length</w:t>
+      </w:r>
+    </w:p>
+    <w:p>
+      <w:pPr>
+        <w:pStyle w:val="ListParagraph"/>
+        <w:numPr>
+          <w:ilvl w:val="0"/>
+          <w:numId w:val="5"/>
+        </w:numPr>
+      </w:pPr>
+      <w:r>
+        <w:t>Have all the data to do this already</w:t>
+      </w:r>
+    </w:p>
+    <w:p>
+      <w:pPr>
+        <w:pStyle w:val="ListParagraph"/>
+        <w:numPr>
+          <w:ilvl w:val="0"/>
+          <w:numId w:val="5"/>
+        </w:numPr>
+      </w:pPr>
+      <w:r>
+        <w:t xml:space="preserve">If the results show the inserts are spread across the genome, and not clustered, then we could add to the </w:t>
+      </w:r>
+      <w:proofErr w:type="spellStart"/>
+      <w:r>
+        <w:t>manusctipt</w:t>
+      </w:r>
+      <w:proofErr w:type="spellEnd"/>
       <w:r>
         <w:t>:</w:t>
+      </w:r>
+      <w:r>
+        <w:br/>
+        <w:t>“</w:t>
+      </w:r>
+      <w:r>
+        <w:t>Insert loci are broadly distributed across contigs/chromosomes, arguing against a single ancestral integration followed by local duplication.</w:t>
+      </w:r>
+      <w:r>
+        <w:t>”</w:t>
+      </w:r>
+    </w:p>
+    <w:p>
+      <w:pPr>
+        <w:pStyle w:val="ListParagraph"/>
+        <w:numPr>
+          <w:ilvl w:val="0"/>
+          <w:numId w:val="5"/>
+        </w:numPr>
+      </w:pPr>
+      <w:r>
+        <w:t xml:space="preserve">We can also say we removed false duplications </w:t>
+      </w:r>
+      <w:r>
+        <w:t xml:space="preserve">and real duplications </w:t>
+      </w:r>
+      <w:r>
+        <w:t xml:space="preserve">by looking at </w:t>
+      </w:r>
+      <w:proofErr w:type="spellStart"/>
+      <w:r>
+        <w:t>seq</w:t>
+      </w:r>
+      <w:proofErr w:type="spellEnd"/>
+      <w:r>
+        <w:t xml:space="preserve"> similarity of the insert and the 300 </w:t>
+      </w:r>
+      <w:proofErr w:type="spellStart"/>
+      <w:r>
+        <w:t>bp</w:t>
+      </w:r>
+      <w:proofErr w:type="spellEnd"/>
+      <w:r>
+        <w:t xml:space="preserve"> flanking.</w:t>
+      </w:r>
+    </w:p>
+    <w:p>
+      <w:pPr>
+        <w:pStyle w:val="ListParagraph"/>
+        <w:numPr>
+          <w:ilvl w:val="1"/>
+          <w:numId w:val="5"/>
+        </w:numPr>
+      </w:pPr>
+      <w:r>
+        <w:t>It means that they are likely not duplicated and subsequently shuffled via recombination.</w:t>
+      </w:r>
+    </w:p>
+    <w:p>
+      <w:pPr>
+        <w:pStyle w:val="ListParagraph"/>
+        <w:numPr>
+          <w:ilvl w:val="1"/>
+          <w:numId w:val="5"/>
+        </w:numPr>
+      </w:pPr>
+      <w:r>
+        <w:t>We can add this to the response</w:t>
+      </w:r>
+    </w:p>
+    <w:p/>
+    <w:p>
+      <w:r>
+        <w:t xml:space="preserve">Filtering for the Wolbachia and </w:t>
+      </w:r>
+      <w:proofErr w:type="spellStart"/>
+      <w:r>
+        <w:t>Buchnera</w:t>
+      </w:r>
+      <w:proofErr w:type="spellEnd"/>
+    </w:p>
+    <w:p>
+      <w:pPr>
+        <w:pStyle w:val="ListParagraph"/>
+        <w:numPr>
+          <w:ilvl w:val="0"/>
+          <w:numId w:val="4"/>
+        </w:numPr>
+      </w:pPr>
+      <w:r>
+        <w:t xml:space="preserve">What filtering steps have been done? </w:t>
+      </w:r>
+      <w:r>
+        <w:t xml:space="preserve">Just </w:t>
+      </w:r>
+      <w:r>
+        <w:t>need to do ‘</w:t>
+      </w:r>
+      <w:r>
+        <w:t>other bacteria</w:t>
+      </w:r>
+      <w:r>
+        <w:t>’</w:t>
+      </w:r>
+      <w:r>
+        <w:t xml:space="preserve"> filtering?</w:t>
+      </w:r>
+    </w:p>
+    <w:p>
+      <w:pPr>
+        <w:pStyle w:val="ListParagraph"/>
+        <w:numPr>
+          <w:ilvl w:val="1"/>
+          <w:numId w:val="4"/>
+        </w:numPr>
+      </w:pPr>
+      <w:r>
+        <w:t xml:space="preserve">I assume I do the same, but replace </w:t>
+      </w:r>
+      <w:proofErr w:type="spellStart"/>
+      <w:r>
+        <w:t>Blatta</w:t>
+      </w:r>
+      <w:proofErr w:type="spellEnd"/>
+      <w:r>
+        <w:t xml:space="preserve"> with these new refs</w:t>
+      </w:r>
+    </w:p>
+    <w:p>
+      <w:pPr>
+        <w:pStyle w:val="ListParagraph"/>
+        <w:numPr>
+          <w:ilvl w:val="1"/>
+          <w:numId w:val="4"/>
+        </w:numPr>
+      </w:pPr>
+      <w:r>
+        <w:t>Need someone to send them to me</w:t>
+      </w:r>
+    </w:p>
+    <w:p/>
+    <w:p>
+      <w:r>
+        <w:t>Extra analysis if we are including additional genomes</w:t>
+      </w:r>
+    </w:p>
+    <w:p>
+      <w:pPr>
+        <w:pStyle w:val="ListParagraph"/>
+        <w:numPr>
+          <w:ilvl w:val="0"/>
+          <w:numId w:val="3"/>
+        </w:numPr>
+      </w:pPr>
+      <w:r>
+        <w:t>Total counts</w:t>
+      </w:r>
+      <w:r>
+        <w:t>, including second (less stringent) version</w:t>
+      </w:r>
+    </w:p>
+    <w:p>
+      <w:pPr>
+        <w:pStyle w:val="ListParagraph"/>
+        <w:numPr>
+          <w:ilvl w:val="0"/>
+          <w:numId w:val="3"/>
+        </w:numPr>
+      </w:pPr>
+      <w:r>
+        <w:t>Length distribution</w:t>
+      </w:r>
+    </w:p>
+    <w:p>
+      <w:pPr>
+        <w:pStyle w:val="ListParagraph"/>
+        <w:numPr>
+          <w:ilvl w:val="0"/>
+          <w:numId w:val="3"/>
+        </w:numPr>
+      </w:pPr>
+      <w:r>
+        <w:t>Genic vs intergenic</w:t>
+      </w:r>
+      <w:r>
+        <w:t xml:space="preserve"> (including size within genic vs intergenic, and significance testing)</w:t>
+      </w:r>
+    </w:p>
+    <w:p>
+      <w:pPr>
+        <w:pStyle w:val="ListParagraph"/>
+        <w:numPr>
+          <w:ilvl w:val="0"/>
+          <w:numId w:val="3"/>
+        </w:numPr>
+      </w:pPr>
+      <w:r>
+        <w:t>GC content</w:t>
+      </w:r>
+    </w:p>
+    <w:p>
+      <w:pPr>
+        <w:pStyle w:val="ListParagraph"/>
+        <w:numPr>
+          <w:ilvl w:val="0"/>
+          <w:numId w:val="3"/>
+        </w:numPr>
+        <w:rPr>
+          <w:lang w:val="en-AU"/>
+        </w:rPr>
+      </w:pPr>
+      <w:r>
+        <w:rPr>
+          <w:lang w:val="en-AU"/>
+        </w:rPr>
+        <w:t xml:space="preserve">Insert origins in </w:t>
+      </w:r>
+      <w:proofErr w:type="spellStart"/>
+      <w:r>
+        <w:rPr>
+          <w:lang w:val="en-AU"/>
+        </w:rPr>
+        <w:t>Blatta</w:t>
+      </w:r>
+      <w:proofErr w:type="spellEnd"/>
+      <w:r>
+        <w:rPr>
+          <w:lang w:val="en-AU"/>
+        </w:rPr>
+        <w:t xml:space="preserve"> genomes (and in host genomes if doing this analysis)</w:t>
+      </w:r>
+    </w:p>
+    <w:p>
+      <w:pPr>
+        <w:pStyle w:val="ListParagraph"/>
+        <w:numPr>
+          <w:ilvl w:val="0"/>
+          <w:numId w:val="3"/>
+        </w:numPr>
+        <w:rPr>
+          <w:lang w:val="en-AU"/>
+        </w:rPr>
+      </w:pPr>
+      <w:r>
+        <w:rPr>
+          <w:lang w:val="en-AU"/>
+        </w:rPr>
+        <w:t>Aging inserts (though perhaps we can skip this given the ones reported were manually curated)</w:t>
+      </w:r>
+    </w:p>
+    <w:p>
+      <w:pPr>
+        <w:pStyle w:val="ListParagraph"/>
+        <w:numPr>
+          <w:ilvl w:val="0"/>
+          <w:numId w:val="3"/>
+        </w:numPr>
+      </w:pPr>
+      <w:r>
+        <w:t>All figures</w:t>
+      </w:r>
+      <w:bookmarkStart w:id="0" w:name="_GoBack"/>
+      <w:bookmarkEnd w:id="0"/>
+    </w:p>
+    <w:p/>
+    <w:p>
+      <w:r>
+        <w:t>Other things</w:t>
       </w:r>
     </w:p>
     <w:p>
@@ -19,7 +438,7 @@
         </w:numPr>
       </w:pPr>
       <w:r>
-        <w:t>Need to finish the data accessibility statement --&gt; need extra genomes and the SRA data if they aren't associated with the Bioprojects</w:t>
+        <w:t>What host genes had inserts in them</w:t>
       </w:r>
     </w:p>
     <w:p>
@@ -31,7 +450,7 @@
         </w:numPr>
       </w:pPr>
       <w:r>
-        <w:t>Panesthia lata: PRJNA1371414</w:t>
+        <w:t>Perhaps add another excel table?</w:t>
       </w:r>
     </w:p>
     <w:p>
@@ -43,7 +462,95 @@
         </w:numPr>
       </w:pPr>
       <w:r>
-        <w:t>Macropanesthia lithgowae: PRJNA1377709</w:t>
+        <w:t>Maybe just these ones:</w:t>
+      </w:r>
+      <w:r>
+        <w:br/>
+        <w:t>“</w:t>
+      </w:r>
+      <w:r>
+        <w:t>A small fraction (0.40–0.65%) of inserts mapped to exon sequences within RNA contigs.</w:t>
+      </w:r>
+      <w:r>
+        <w:t>”</w:t>
+      </w:r>
+    </w:p>
+    <w:p>
+      <w:pPr>
+        <w:pStyle w:val="ListParagraph"/>
+        <w:numPr>
+          <w:ilvl w:val="0"/>
+          <w:numId w:val="2"/>
+        </w:numPr>
+      </w:pPr>
+      <w:r>
+        <w:t>Add number of chimeras</w:t>
+      </w:r>
+      <w:r>
+        <w:t>:</w:t>
+      </w:r>
+      <w:r>
+        <w:br/>
+        <w:t>At the moment we have: “</w:t>
+      </w:r>
+      <w:r>
+        <w:t xml:space="preserve">During manual BLAST inspections, we noted that several </w:t>
+      </w:r>
+      <w:r>
+        <w:lastRenderedPageBreak/>
+        <w:t xml:space="preserve">inserts displayed a chimeric nature, comprising </w:t>
+      </w:r>
+      <w:proofErr w:type="spellStart"/>
+      <w:r>
+        <w:t>Blattabacterium</w:t>
+      </w:r>
+      <w:proofErr w:type="spellEnd"/>
+      <w:r>
+        <w:t xml:space="preserve">-like sequences from distant areas within the </w:t>
+      </w:r>
+      <w:proofErr w:type="spellStart"/>
+      <w:r>
+        <w:t>Blattabacterium</w:t>
+      </w:r>
+      <w:proofErr w:type="spellEnd"/>
+      <w:r>
+        <w:t xml:space="preserve"> genome placed directly adjacent to each other (Fig. 2B).</w:t>
+      </w:r>
+      <w:r>
+        <w:t>”</w:t>
+      </w:r>
+      <w:r>
+        <w:br/>
+        <w:t xml:space="preserve">We identified </w:t>
+      </w:r>
+      <w:r>
+        <w:rPr>
+          <w:highlight w:val="yellow"/>
+        </w:rPr>
+        <w:t>#</w:t>
+      </w:r>
+      <w:r>
+        <w:t xml:space="preserve"> inserts displaying …</w:t>
+      </w:r>
+    </w:p>
+    <w:p>
+      <w:pPr>
+        <w:pStyle w:val="ListParagraph"/>
+        <w:numPr>
+          <w:ilvl w:val="0"/>
+          <w:numId w:val="2"/>
+        </w:numPr>
+      </w:pPr>
+      <w:r>
+        <w:t xml:space="preserve">Submitting the raw data for Z4(?) and the </w:t>
+      </w:r>
+      <w:proofErr w:type="spellStart"/>
+      <w:r>
+        <w:t>RNAseq</w:t>
+      </w:r>
+      <w:proofErr w:type="spellEnd"/>
+      <w:r>
+        <w:t xml:space="preserve"> data</w:t>
       </w:r>
     </w:p>
     <w:p>
@@ -54,9 +561,69 @@
           <w:numId w:val="2"/>
         </w:numPr>
       </w:pPr>
-      <w:r>
-        <w:t>Panesthia sloanei</w:t>
-      </w:r>
+      <w:proofErr w:type="spellStart"/>
+      <w:r>
+        <w:t>Panesthia</w:t>
+      </w:r>
+      <w:proofErr w:type="spellEnd"/>
+      <w:r>
+        <w:t xml:space="preserve"> </w:t>
+      </w:r>
+      <w:proofErr w:type="spellStart"/>
+      <w:r>
+        <w:t>lata</w:t>
+      </w:r>
+      <w:proofErr w:type="spellEnd"/>
+      <w:r>
+        <w:t>: PRJNA1371414</w:t>
+      </w:r>
+    </w:p>
+    <w:p>
+      <w:pPr>
+        <w:pStyle w:val="ListParagraph"/>
+        <w:numPr>
+          <w:ilvl w:val="1"/>
+          <w:numId w:val="2"/>
+        </w:numPr>
+      </w:pPr>
+      <w:proofErr w:type="spellStart"/>
+      <w:r>
+        <w:t>Macropanesthia</w:t>
+      </w:r>
+      <w:proofErr w:type="spellEnd"/>
+      <w:r>
+        <w:t xml:space="preserve"> </w:t>
+      </w:r>
+      <w:proofErr w:type="spellStart"/>
+      <w:r>
+        <w:t>lithgowae</w:t>
+      </w:r>
+      <w:proofErr w:type="spellEnd"/>
+      <w:r>
+        <w:t>: PRJNA1377709</w:t>
+      </w:r>
+    </w:p>
+    <w:p>
+      <w:pPr>
+        <w:pStyle w:val="ListParagraph"/>
+        <w:numPr>
+          <w:ilvl w:val="1"/>
+          <w:numId w:val="2"/>
+        </w:numPr>
+      </w:pPr>
+      <w:proofErr w:type="spellStart"/>
+      <w:r>
+        <w:t>Panesthia</w:t>
+      </w:r>
+      <w:proofErr w:type="spellEnd"/>
+      <w:r>
+        <w:t xml:space="preserve"> </w:t>
+      </w:r>
+      <w:proofErr w:type="spellStart"/>
+      <w:r>
+        <w:t>sloanei</w:t>
+      </w:r>
+      <w:proofErr w:type="spellEnd"/>
       <w:r>
         <w:t xml:space="preserve">: </w:t>
       </w:r>
@@ -102,11 +669,6 @@
       <w:r>
         <w:t>Check whether Maxim has added his extra scripts to GitHub</w:t>
       </w:r>
-    </w:p>
-    <w:p/>
-    <w:p>
-      <w:bookmarkStart w:id="0" w:name="_GoBack"/>
-      <w:bookmarkEnd w:id="0"/>
     </w:p>
     <w:sectPr>
       <w:pgSz w:w="11900" w:h="16840"/>
@@ -234,6 +796,230 @@
     </w:lvl>
   </w:abstractNum>
   <w:abstractNum w:abstractNumId="1" w15:restartNumberingAfterBreak="0">
+    <w:nsid w:val="278A139A"/>
+    <w:multiLevelType w:val="hybridMultilevel"/>
+    <w:tmpl w:val="4DAE610E"/>
+    <w:lvl w:ilvl="0" w:tplc="1A3CCC62">
+      <w:numFmt w:val="bullet"/>
+      <w:lvlText w:val="-"/>
+      <w:lvlJc w:val="left"/>
+      <w:pPr>
+        <w:ind w:left="720" w:hanging="360"/>
+      </w:pPr>
+      <w:rPr>
+        <w:rFonts w:ascii="Calibri" w:eastAsiaTheme="minorEastAsia" w:hAnsi="Calibri" w:cs="Calibri" w:hint="default"/>
+      </w:rPr>
+    </w:lvl>
+    <w:lvl w:ilvl="1" w:tplc="04090003" w:tentative="1">
+      <w:start w:val="1"/>
+      <w:numFmt w:val="bullet"/>
+      <w:lvlText w:val="o"/>
+      <w:lvlJc w:val="left"/>
+      <w:pPr>
+        <w:ind w:left="1440" w:hanging="360"/>
+      </w:pPr>
+      <w:rPr>
+        <w:rFonts w:ascii="Courier New" w:hAnsi="Courier New" w:cs="Courier New" w:hint="default"/>
+      </w:rPr>
+    </w:lvl>
+    <w:lvl w:ilvl="2" w:tplc="04090005" w:tentative="1">
+      <w:start w:val="1"/>
+      <w:numFmt w:val="bullet"/>
+      <w:lvlText w:val=""/>
+      <w:lvlJc w:val="left"/>
+      <w:pPr>
+        <w:ind w:left="2160" w:hanging="360"/>
+      </w:pPr>
+      <w:rPr>
+        <w:rFonts w:ascii="Wingdings" w:hAnsi="Wingdings" w:hint="default"/>
+      </w:rPr>
+    </w:lvl>
+    <w:lvl w:ilvl="3" w:tplc="04090001" w:tentative="1">
+      <w:start w:val="1"/>
+      <w:numFmt w:val="bullet"/>
+      <w:lvlText w:val=""/>
+      <w:lvlJc w:val="left"/>
+      <w:pPr>
+        <w:ind w:left="2880" w:hanging="360"/>
+      </w:pPr>
+      <w:rPr>
+        <w:rFonts w:ascii="Symbol" w:hAnsi="Symbol" w:hint="default"/>
+      </w:rPr>
+    </w:lvl>
+    <w:lvl w:ilvl="4" w:tplc="04090003" w:tentative="1">
+      <w:start w:val="1"/>
+      <w:numFmt w:val="bullet"/>
+      <w:lvlText w:val="o"/>
+      <w:lvlJc w:val="left"/>
+      <w:pPr>
+        <w:ind w:left="3600" w:hanging="360"/>
+      </w:pPr>
+      <w:rPr>
+        <w:rFonts w:ascii="Courier New" w:hAnsi="Courier New" w:cs="Courier New" w:hint="default"/>
+      </w:rPr>
+    </w:lvl>
+    <w:lvl w:ilvl="5" w:tplc="04090005" w:tentative="1">
+      <w:start w:val="1"/>
+      <w:numFmt w:val="bullet"/>
+      <w:lvlText w:val=""/>
+      <w:lvlJc w:val="left"/>
+      <w:pPr>
+        <w:ind w:left="4320" w:hanging="360"/>
+      </w:pPr>
+      <w:rPr>
+        <w:rFonts w:ascii="Wingdings" w:hAnsi="Wingdings" w:hint="default"/>
+      </w:rPr>
+    </w:lvl>
+    <w:lvl w:ilvl="6" w:tplc="04090001" w:tentative="1">
+      <w:start w:val="1"/>
+      <w:numFmt w:val="bullet"/>
+      <w:lvlText w:val=""/>
+      <w:lvlJc w:val="left"/>
+      <w:pPr>
+        <w:ind w:left="5040" w:hanging="360"/>
+      </w:pPr>
+      <w:rPr>
+        <w:rFonts w:ascii="Symbol" w:hAnsi="Symbol" w:hint="default"/>
+      </w:rPr>
+    </w:lvl>
+    <w:lvl w:ilvl="7" w:tplc="04090003" w:tentative="1">
+      <w:start w:val="1"/>
+      <w:numFmt w:val="bullet"/>
+      <w:lvlText w:val="o"/>
+      <w:lvlJc w:val="left"/>
+      <w:pPr>
+        <w:ind w:left="5760" w:hanging="360"/>
+      </w:pPr>
+      <w:rPr>
+        <w:rFonts w:ascii="Courier New" w:hAnsi="Courier New" w:cs="Courier New" w:hint="default"/>
+      </w:rPr>
+    </w:lvl>
+    <w:lvl w:ilvl="8" w:tplc="04090005" w:tentative="1">
+      <w:start w:val="1"/>
+      <w:numFmt w:val="bullet"/>
+      <w:lvlText w:val=""/>
+      <w:lvlJc w:val="left"/>
+      <w:pPr>
+        <w:ind w:left="6480" w:hanging="360"/>
+      </w:pPr>
+      <w:rPr>
+        <w:rFonts w:ascii="Wingdings" w:hAnsi="Wingdings" w:hint="default"/>
+      </w:rPr>
+    </w:lvl>
+  </w:abstractNum>
+  <w:abstractNum w:abstractNumId="2" w15:restartNumberingAfterBreak="0">
+    <w:nsid w:val="2E67635B"/>
+    <w:multiLevelType w:val="hybridMultilevel"/>
+    <w:tmpl w:val="5CA465A4"/>
+    <w:lvl w:ilvl="0" w:tplc="4CFCC08C">
+      <w:numFmt w:val="bullet"/>
+      <w:lvlText w:val="-"/>
+      <w:lvlJc w:val="left"/>
+      <w:pPr>
+        <w:ind w:left="720" w:hanging="360"/>
+      </w:pPr>
+      <w:rPr>
+        <w:rFonts w:ascii="Calibri" w:eastAsiaTheme="minorEastAsia" w:hAnsi="Calibri" w:cs="Calibri" w:hint="default"/>
+      </w:rPr>
+    </w:lvl>
+    <w:lvl w:ilvl="1" w:tplc="04090003">
+      <w:start w:val="1"/>
+      <w:numFmt w:val="bullet"/>
+      <w:lvlText w:val="o"/>
+      <w:lvlJc w:val="left"/>
+      <w:pPr>
+        <w:ind w:left="1440" w:hanging="360"/>
+      </w:pPr>
+      <w:rPr>
+        <w:rFonts w:ascii="Courier New" w:hAnsi="Courier New" w:cs="Courier New" w:hint="default"/>
+      </w:rPr>
+    </w:lvl>
+    <w:lvl w:ilvl="2" w:tplc="04090005" w:tentative="1">
+      <w:start w:val="1"/>
+      <w:numFmt w:val="bullet"/>
+      <w:lvlText w:val=""/>
+      <w:lvlJc w:val="left"/>
+      <w:pPr>
+        <w:ind w:left="2160" w:hanging="360"/>
+      </w:pPr>
+      <w:rPr>
+        <w:rFonts w:ascii="Wingdings" w:hAnsi="Wingdings" w:hint="default"/>
+      </w:rPr>
+    </w:lvl>
+    <w:lvl w:ilvl="3" w:tplc="04090001" w:tentative="1">
+      <w:start w:val="1"/>
+      <w:numFmt w:val="bullet"/>
+      <w:lvlText w:val=""/>
+      <w:lvlJc w:val="left"/>
+      <w:pPr>
+        <w:ind w:left="2880" w:hanging="360"/>
+      </w:pPr>
+      <w:rPr>
+        <w:rFonts w:ascii="Symbol" w:hAnsi="Symbol" w:hint="default"/>
+      </w:rPr>
+    </w:lvl>
+    <w:lvl w:ilvl="4" w:tplc="04090003" w:tentative="1">
+      <w:start w:val="1"/>
+      <w:numFmt w:val="bullet"/>
+      <w:lvlText w:val="o"/>
+      <w:lvlJc w:val="left"/>
+      <w:pPr>
+        <w:ind w:left="3600" w:hanging="360"/>
+      </w:pPr>
+      <w:rPr>
+        <w:rFonts w:ascii="Courier New" w:hAnsi="Courier New" w:cs="Courier New" w:hint="default"/>
+      </w:rPr>
+    </w:lvl>
+    <w:lvl w:ilvl="5" w:tplc="04090005" w:tentative="1">
+      <w:start w:val="1"/>
+      <w:numFmt w:val="bullet"/>
+      <w:lvlText w:val=""/>
+      <w:lvlJc w:val="left"/>
+      <w:pPr>
+        <w:ind w:left="4320" w:hanging="360"/>
+      </w:pPr>
+      <w:rPr>
+        <w:rFonts w:ascii="Wingdings" w:hAnsi="Wingdings" w:hint="default"/>
+      </w:rPr>
+    </w:lvl>
+    <w:lvl w:ilvl="6" w:tplc="04090001" w:tentative="1">
+      <w:start w:val="1"/>
+      <w:numFmt w:val="bullet"/>
+      <w:lvlText w:val=""/>
+      <w:lvlJc w:val="left"/>
+      <w:pPr>
+        <w:ind w:left="5040" w:hanging="360"/>
+      </w:pPr>
+      <w:rPr>
+        <w:rFonts w:ascii="Symbol" w:hAnsi="Symbol" w:hint="default"/>
+      </w:rPr>
+    </w:lvl>
+    <w:lvl w:ilvl="7" w:tplc="04090003" w:tentative="1">
+      <w:start w:val="1"/>
+      <w:numFmt w:val="bullet"/>
+      <w:lvlText w:val="o"/>
+      <w:lvlJc w:val="left"/>
+      <w:pPr>
+        <w:ind w:left="5760" w:hanging="360"/>
+      </w:pPr>
+      <w:rPr>
+        <w:rFonts w:ascii="Courier New" w:hAnsi="Courier New" w:cs="Courier New" w:hint="default"/>
+      </w:rPr>
+    </w:lvl>
+    <w:lvl w:ilvl="8" w:tplc="04090005" w:tentative="1">
+      <w:start w:val="1"/>
+      <w:numFmt w:val="bullet"/>
+      <w:lvlText w:val=""/>
+      <w:lvlJc w:val="left"/>
+      <w:pPr>
+        <w:ind w:left="6480" w:hanging="360"/>
+      </w:pPr>
+      <w:rPr>
+        <w:rFonts w:ascii="Wingdings" w:hAnsi="Wingdings" w:hint="default"/>
+      </w:rPr>
+    </w:lvl>
+  </w:abstractNum>
+  <w:abstractNum w:abstractNumId="3" w15:restartNumberingAfterBreak="0">
     <w:nsid w:val="42F14AA7"/>
     <w:multiLevelType w:val="hybridMultilevel"/>
     <w:tmpl w:val="A5D6A3CE"/>
@@ -346,11 +1132,132 @@
       </w:rPr>
     </w:lvl>
   </w:abstractNum>
+  <w:abstractNum w:abstractNumId="4" w15:restartNumberingAfterBreak="0">
+    <w:nsid w:val="450D4971"/>
+    <w:multiLevelType w:val="hybridMultilevel"/>
+    <w:tmpl w:val="00B8D51E"/>
+    <w:lvl w:ilvl="0" w:tplc="8E5AAA84">
+      <w:numFmt w:val="bullet"/>
+      <w:lvlText w:val="-"/>
+      <w:lvlJc w:val="left"/>
+      <w:pPr>
+        <w:ind w:left="720" w:hanging="360"/>
+      </w:pPr>
+      <w:rPr>
+        <w:rFonts w:ascii="Calibri" w:eastAsiaTheme="minorHAnsi" w:hAnsi="Calibri" w:cs="Calibri" w:hint="default"/>
+      </w:rPr>
+    </w:lvl>
+    <w:lvl w:ilvl="1" w:tplc="04090003">
+      <w:start w:val="1"/>
+      <w:numFmt w:val="bullet"/>
+      <w:lvlText w:val="o"/>
+      <w:lvlJc w:val="left"/>
+      <w:pPr>
+        <w:ind w:left="1440" w:hanging="360"/>
+      </w:pPr>
+      <w:rPr>
+        <w:rFonts w:ascii="Courier New" w:hAnsi="Courier New" w:cs="Courier New" w:hint="default"/>
+      </w:rPr>
+    </w:lvl>
+    <w:lvl w:ilvl="2" w:tplc="04090005" w:tentative="1">
+      <w:start w:val="1"/>
+      <w:numFmt w:val="bullet"/>
+      <w:lvlText w:val=""/>
+      <w:lvlJc w:val="left"/>
+      <w:pPr>
+        <w:ind w:left="2160" w:hanging="360"/>
+      </w:pPr>
+      <w:rPr>
+        <w:rFonts w:ascii="Wingdings" w:hAnsi="Wingdings" w:hint="default"/>
+      </w:rPr>
+    </w:lvl>
+    <w:lvl w:ilvl="3" w:tplc="04090001" w:tentative="1">
+      <w:start w:val="1"/>
+      <w:numFmt w:val="bullet"/>
+      <w:lvlText w:val=""/>
+      <w:lvlJc w:val="left"/>
+      <w:pPr>
+        <w:ind w:left="2880" w:hanging="360"/>
+      </w:pPr>
+      <w:rPr>
+        <w:rFonts w:ascii="Symbol" w:hAnsi="Symbol" w:hint="default"/>
+      </w:rPr>
+    </w:lvl>
+    <w:lvl w:ilvl="4" w:tplc="04090003" w:tentative="1">
+      <w:start w:val="1"/>
+      <w:numFmt w:val="bullet"/>
+      <w:lvlText w:val="o"/>
+      <w:lvlJc w:val="left"/>
+      <w:pPr>
+        <w:ind w:left="3600" w:hanging="360"/>
+      </w:pPr>
+      <w:rPr>
+        <w:rFonts w:ascii="Courier New" w:hAnsi="Courier New" w:cs="Courier New" w:hint="default"/>
+      </w:rPr>
+    </w:lvl>
+    <w:lvl w:ilvl="5" w:tplc="04090005" w:tentative="1">
+      <w:start w:val="1"/>
+      <w:numFmt w:val="bullet"/>
+      <w:lvlText w:val=""/>
+      <w:lvlJc w:val="left"/>
+      <w:pPr>
+        <w:ind w:left="4320" w:hanging="360"/>
+      </w:pPr>
+      <w:rPr>
+        <w:rFonts w:ascii="Wingdings" w:hAnsi="Wingdings" w:hint="default"/>
+      </w:rPr>
+    </w:lvl>
+    <w:lvl w:ilvl="6" w:tplc="04090001" w:tentative="1">
+      <w:start w:val="1"/>
+      <w:numFmt w:val="bullet"/>
+      <w:lvlText w:val=""/>
+      <w:lvlJc w:val="left"/>
+      <w:pPr>
+        <w:ind w:left="5040" w:hanging="360"/>
+      </w:pPr>
+      <w:rPr>
+        <w:rFonts w:ascii="Symbol" w:hAnsi="Symbol" w:hint="default"/>
+      </w:rPr>
+    </w:lvl>
+    <w:lvl w:ilvl="7" w:tplc="04090003" w:tentative="1">
+      <w:start w:val="1"/>
+      <w:numFmt w:val="bullet"/>
+      <w:lvlText w:val="o"/>
+      <w:lvlJc w:val="left"/>
+      <w:pPr>
+        <w:ind w:left="5760" w:hanging="360"/>
+      </w:pPr>
+      <w:rPr>
+        <w:rFonts w:ascii="Courier New" w:hAnsi="Courier New" w:cs="Courier New" w:hint="default"/>
+      </w:rPr>
+    </w:lvl>
+    <w:lvl w:ilvl="8" w:tplc="04090005" w:tentative="1">
+      <w:start w:val="1"/>
+      <w:numFmt w:val="bullet"/>
+      <w:lvlText w:val=""/>
+      <w:lvlJc w:val="left"/>
+      <w:pPr>
+        <w:ind w:left="6480" w:hanging="360"/>
+      </w:pPr>
+      <w:rPr>
+        <w:rFonts w:ascii="Wingdings" w:hAnsi="Wingdings" w:hint="default"/>
+      </w:rPr>
+    </w:lvl>
+  </w:abstractNum>
   <w:num w:numId="1">
-    <w:abstractNumId w:val="1"/>
+    <w:abstractNumId w:val="3"/>
   </w:num>
   <w:num w:numId="2">
     <w:abstractNumId w:val="0"/>
+  </w:num>
+  <w:num w:numId="3">
+    <w:abstractNumId w:val="1"/>
+  </w:num>
+  <w:num w:numId="4">
+    <w:abstractNumId w:val="2"/>
+  </w:num>
+  <w:num w:numId="5">
+    <w:abstractNumId w:val="4"/>
   </w:num>
 </w:numbering>
 </file>

--- a/manuscript/revision/HGT paper_to follow up for PNAS revision.docx
+++ b/manuscript/revision/HGT paper_to follow up for PNAS revision.docx
@@ -4,7 +4,6 @@
   <w:body>
     <w:p>
       <w:pPr>
-        <w:jc w:val="center"/>
         <w:rPr>
           <w:b/>
           <w:bCs/>
@@ -19,6 +18,67 @@
           <w:sz w:val="36"/>
           <w:szCs w:val="36"/>
         </w:rPr>
+        <w:t>Send Nate something before Tuesday</w:t>
+      </w:r>
+    </w:p>
+    <w:p>
+      <w:pPr>
+        <w:rPr>
+          <w:b/>
+          <w:bCs/>
+          <w:sz w:val="36"/>
+          <w:szCs w:val="36"/>
+        </w:rPr>
+      </w:pPr>
+      <w:r>
+        <w:rPr>
+          <w:b/>
+          <w:bCs/>
+          <w:sz w:val="36"/>
+          <w:szCs w:val="36"/>
+        </w:rPr>
+        <w:t xml:space="preserve">Send email to </w:t>
+      </w:r>
+      <w:bookmarkStart w:id="0" w:name="_GoBack"/>
+      <w:bookmarkEnd w:id="0"/>
+      <w:r>
+        <w:rPr>
+          <w:b/>
+          <w:bCs/>
+          <w:sz w:val="36"/>
+          <w:szCs w:val="36"/>
+        </w:rPr>
+        <w:t>Leo</w:t>
+      </w:r>
+    </w:p>
+    <w:p>
+      <w:pPr>
+        <w:jc w:val="center"/>
+        <w:rPr>
+          <w:b/>
+          <w:bCs/>
+          <w:sz w:val="36"/>
+          <w:szCs w:val="36"/>
+        </w:rPr>
+      </w:pPr>
+    </w:p>
+    <w:p>
+      <w:pPr>
+        <w:jc w:val="center"/>
+        <w:rPr>
+          <w:b/>
+          <w:bCs/>
+          <w:sz w:val="36"/>
+          <w:szCs w:val="36"/>
+        </w:rPr>
+      </w:pPr>
+      <w:r>
+        <w:rPr>
+          <w:b/>
+          <w:bCs/>
+          <w:sz w:val="36"/>
+          <w:szCs w:val="36"/>
+        </w:rPr>
         <w:t>HGT to do</w:t>
       </w:r>
     </w:p>
@@ -152,20 +212,789 @@
       <w:r>
         <w:t xml:space="preserve">If the results show the inserts are spread across the genome, and not clustered, then we could add to the </w:t>
       </w:r>
+      <w:r>
+        <w:t>manuscript</w:t>
+      </w:r>
+      <w:r>
+        <w:t>:</w:t>
+      </w:r>
+      <w:r>
+        <w:br/>
+      </w:r>
+      <w:r>
+        <w:rPr>
+          <w:highlight w:val="cyan"/>
+        </w:rPr>
+        <w:t>“Insert loci are broadly distributed across contigs/chromosomes, arguing against a single ancestral integration followed by local duplication.”</w:t>
+      </w:r>
+    </w:p>
+    <w:p>
+      <w:pPr>
+        <w:pStyle w:val="ListParagraph"/>
+        <w:numPr>
+          <w:ilvl w:val="0"/>
+          <w:numId w:val="5"/>
+        </w:numPr>
+      </w:pPr>
+      <w:r>
+        <w:t xml:space="preserve">We can also say we removed false duplications </w:t>
+      </w:r>
+      <w:r>
+        <w:t xml:space="preserve">and real duplications </w:t>
+      </w:r>
+      <w:r>
+        <w:t xml:space="preserve">by looking at </w:t>
+      </w:r>
       <w:proofErr w:type="spellStart"/>
       <w:r>
-        <w:t>manusctipt</w:t>
+        <w:t>seq</w:t>
       </w:r>
       <w:proofErr w:type="spellEnd"/>
       <w:r>
+        <w:t xml:space="preserve"> similarity of the insert and the 300 </w:t>
+      </w:r>
+      <w:proofErr w:type="spellStart"/>
+      <w:r>
+        <w:t>bp</w:t>
+      </w:r>
+      <w:proofErr w:type="spellEnd"/>
+      <w:r>
+        <w:t xml:space="preserve"> flanking.</w:t>
+      </w:r>
+    </w:p>
+    <w:p>
+      <w:pPr>
+        <w:pStyle w:val="ListParagraph"/>
+        <w:numPr>
+          <w:ilvl w:val="1"/>
+          <w:numId w:val="5"/>
+        </w:numPr>
+      </w:pPr>
+      <w:r>
+        <w:t>It means that they are likely not duplicated and subsequently shuffled via recombination.</w:t>
+      </w:r>
+    </w:p>
+    <w:p>
+      <w:pPr>
+        <w:pStyle w:val="ListParagraph"/>
+        <w:numPr>
+          <w:ilvl w:val="1"/>
+          <w:numId w:val="5"/>
+        </w:numPr>
+      </w:pPr>
+      <w:r>
+        <w:t>We can add this to the response</w:t>
+      </w:r>
+    </w:p>
+    <w:p>
+      <w:pPr>
+        <w:rPr>
+          <w:highlight w:val="green"/>
+        </w:rPr>
+      </w:pPr>
+      <w:r>
+        <w:rPr>
+          <w:highlight w:val="green"/>
+        </w:rPr>
+        <w:t>To do:</w:t>
+      </w:r>
+    </w:p>
+    <w:p>
+      <w:pPr>
+        <w:pStyle w:val="ListParagraph"/>
+        <w:numPr>
+          <w:ilvl w:val="0"/>
+          <w:numId w:val="5"/>
+        </w:numPr>
+        <w:rPr>
+          <w:highlight w:val="green"/>
+        </w:rPr>
+      </w:pPr>
+      <w:r>
+        <w:rPr>
+          <w:highlight w:val="green"/>
+        </w:rPr>
+        <w:t>Leo figure shows that order is very shuffled</w:t>
+      </w:r>
+      <w:r>
+        <w:rPr>
+          <w:highlight w:val="green"/>
+        </w:rPr>
+        <w:t xml:space="preserve"> if it comes quickly enough</w:t>
+      </w:r>
+    </w:p>
+    <w:p>
+      <w:pPr>
+        <w:pStyle w:val="ListParagraph"/>
+        <w:numPr>
+          <w:ilvl w:val="0"/>
+          <w:numId w:val="5"/>
+        </w:numPr>
+        <w:rPr>
+          <w:highlight w:val="green"/>
+        </w:rPr>
+      </w:pPr>
+      <w:r>
+        <w:rPr>
+          <w:highlight w:val="green"/>
+        </w:rPr>
+        <w:t>Chimera story</w:t>
+      </w:r>
+    </w:p>
+    <w:p>
+      <w:pPr>
+        <w:pStyle w:val="ListParagraph"/>
+        <w:numPr>
+          <w:ilvl w:val="0"/>
+          <w:numId w:val="5"/>
+        </w:numPr>
+        <w:rPr>
+          <w:highlight w:val="green"/>
+        </w:rPr>
+      </w:pPr>
+      <w:r>
+        <w:rPr>
+          <w:highlight w:val="green"/>
+        </w:rPr>
+        <w:t>Duplication story</w:t>
+      </w:r>
+    </w:p>
+    <w:p>
+      <w:pPr>
+        <w:pStyle w:val="ListParagraph"/>
+        <w:numPr>
+          <w:ilvl w:val="0"/>
+          <w:numId w:val="5"/>
+        </w:numPr>
+        <w:rPr>
+          <w:highlight w:val="green"/>
+        </w:rPr>
+      </w:pPr>
+      <w:r>
+        <w:rPr>
+          <w:highlight w:val="green"/>
+        </w:rPr>
+        <w:t xml:space="preserve">Chi-square </w:t>
+      </w:r>
+      <w:r>
+        <w:rPr>
+          <w:highlight w:val="green"/>
+        </w:rPr>
+        <w:sym w:font="Wingdings" w:char="F0E0"/>
+      </w:r>
+      <w:r>
+        <w:rPr>
+          <w:highlight w:val="green"/>
+        </w:rPr>
+        <w:t xml:space="preserve"> Maxim</w:t>
+      </w:r>
+    </w:p>
+    <w:p/>
+    <w:p>
+      <w:r>
+        <w:t xml:space="preserve">Filtering for the Wolbachia and </w:t>
+      </w:r>
+      <w:proofErr w:type="spellStart"/>
+      <w:r>
+        <w:t>Buchnera</w:t>
+      </w:r>
+      <w:proofErr w:type="spellEnd"/>
+    </w:p>
+    <w:p>
+      <w:pPr>
+        <w:pStyle w:val="ListParagraph"/>
+        <w:numPr>
+          <w:ilvl w:val="0"/>
+          <w:numId w:val="4"/>
+        </w:numPr>
+      </w:pPr>
+      <w:r>
+        <w:t xml:space="preserve">What filtering steps have been done? </w:t>
+      </w:r>
+      <w:r>
+        <w:t xml:space="preserve">Just </w:t>
+      </w:r>
+      <w:r>
+        <w:t>need to do ‘</w:t>
+      </w:r>
+      <w:r>
+        <w:t>other bacteria</w:t>
+      </w:r>
+      <w:r>
+        <w:t>’</w:t>
+      </w:r>
+      <w:r>
+        <w:t xml:space="preserve"> filtering?</w:t>
+      </w:r>
+    </w:p>
+    <w:p>
+      <w:pPr>
+        <w:pStyle w:val="ListParagraph"/>
+        <w:numPr>
+          <w:ilvl w:val="1"/>
+          <w:numId w:val="4"/>
+        </w:numPr>
+      </w:pPr>
+      <w:r>
+        <w:t xml:space="preserve">I assume I do the same, but replace </w:t>
+      </w:r>
+      <w:proofErr w:type="spellStart"/>
+      <w:r>
+        <w:t>Blatta</w:t>
+      </w:r>
+      <w:proofErr w:type="spellEnd"/>
+      <w:r>
+        <w:t xml:space="preserve"> with these new refs</w:t>
+      </w:r>
+    </w:p>
+    <w:p>
+      <w:pPr>
+        <w:pStyle w:val="ListParagraph"/>
+        <w:numPr>
+          <w:ilvl w:val="1"/>
+          <w:numId w:val="4"/>
+        </w:numPr>
+      </w:pPr>
+      <w:r>
+        <w:t>Need someone to send them to me</w:t>
+      </w:r>
+    </w:p>
+    <w:p>
+      <w:pPr>
+        <w:rPr>
+          <w:highlight w:val="cyan"/>
+          <w:lang w:val="en-AU"/>
+        </w:rPr>
+      </w:pPr>
+      <w:r>
+        <w:rPr>
+          <w:highlight w:val="cyan"/>
+          <w:lang w:val="en-AU"/>
+        </w:rPr>
+        <w:t>Add a sentence manusc</w:t>
+      </w:r>
+      <w:r>
+        <w:rPr>
+          <w:highlight w:val="cyan"/>
+          <w:lang w:val="en-AU"/>
+        </w:rPr>
+        <w:t>r</w:t>
+      </w:r>
+      <w:r>
+        <w:rPr>
+          <w:highlight w:val="cyan"/>
+          <w:lang w:val="en-AU"/>
+        </w:rPr>
+        <w:t xml:space="preserve">ipt and add to </w:t>
+      </w:r>
+      <w:proofErr w:type="spellStart"/>
+      <w:r>
+        <w:rPr>
+          <w:highlight w:val="cyan"/>
+          <w:lang w:val="en-AU"/>
+        </w:rPr>
+        <w:t>supp</w:t>
+      </w:r>
+      <w:proofErr w:type="spellEnd"/>
+      <w:r>
+        <w:rPr>
+          <w:highlight w:val="cyan"/>
+          <w:lang w:val="en-AU"/>
+        </w:rPr>
+        <w:t xml:space="preserve"> data</w:t>
+      </w:r>
+      <w:r>
+        <w:rPr>
+          <w:highlight w:val="cyan"/>
+          <w:lang w:val="en-AU"/>
+        </w:rPr>
         <w:t>:</w:t>
+      </w:r>
+    </w:p>
+    <w:p>
+      <w:pPr>
+        <w:rPr>
+          <w:highlight w:val="cyan"/>
+          <w:lang w:val="en-AU"/>
+        </w:rPr>
+      </w:pPr>
+      <w:r>
+        <w:rPr>
+          <w:highlight w:val="cyan"/>
+          <w:lang w:val="en-AU"/>
+        </w:rPr>
+        <w:t xml:space="preserve">“When checking </w:t>
+      </w:r>
+      <w:r>
+        <w:rPr>
+          <w:highlight w:val="cyan"/>
+          <w:lang w:val="en-AU"/>
+        </w:rPr>
+        <w:t>other bacteria species</w:t>
+      </w:r>
+      <w:r>
+        <w:rPr>
+          <w:highlight w:val="cyan"/>
+          <w:lang w:val="en-AU"/>
+        </w:rPr>
+        <w:t xml:space="preserve">, </w:t>
+      </w:r>
+      <w:r>
+        <w:rPr>
+          <w:highlight w:val="cyan"/>
+        </w:rPr>
+        <w:t xml:space="preserve">Wolbachia and </w:t>
+      </w:r>
+      <w:proofErr w:type="spellStart"/>
+      <w:r>
+        <w:rPr>
+          <w:highlight w:val="cyan"/>
+        </w:rPr>
+        <w:t>Buchnera</w:t>
+      </w:r>
+      <w:proofErr w:type="spellEnd"/>
+      <w:r>
+        <w:rPr>
+          <w:highlight w:val="cyan"/>
+        </w:rPr>
+        <w:t>,</w:t>
+      </w:r>
+      <w:r>
+        <w:rPr>
+          <w:highlight w:val="cyan"/>
+        </w:rPr>
+        <w:t xml:space="preserve"> with the same pipeline, very few HGT inserts were found (</w:t>
+      </w:r>
+      <w:r>
+        <w:rPr>
+          <w:color w:val="FF0000"/>
+          <w:highlight w:val="cyan"/>
+        </w:rPr>
+        <w:t xml:space="preserve">0-5 </w:t>
+      </w:r>
+      <w:r>
+        <w:rPr>
+          <w:color w:val="FF0000"/>
+          <w:highlight w:val="cyan"/>
+        </w:rPr>
+        <w:t>and 50-100</w:t>
+      </w:r>
+      <w:r>
+        <w:rPr>
+          <w:color w:val="FF0000"/>
+          <w:highlight w:val="cyan"/>
+        </w:rPr>
+        <w:t xml:space="preserve"> </w:t>
+      </w:r>
+      <w:r>
+        <w:rPr>
+          <w:highlight w:val="cyan"/>
+        </w:rPr>
+        <w:t xml:space="preserve">respectively, </w:t>
+      </w:r>
+      <w:r>
+        <w:rPr>
+          <w:highlight w:val="cyan"/>
+        </w:rPr>
+        <w:t>after filtering; see Supporting Information).</w:t>
+      </w:r>
+      <w:r>
+        <w:rPr>
+          <w:highlight w:val="cyan"/>
+        </w:rPr>
+        <w:t>”</w:t>
+      </w:r>
+      <w:r>
+        <w:rPr>
+          <w:highlight w:val="cyan"/>
+        </w:rPr>
+        <w:br/>
+        <w:t>Report pre- and post-filtering (conservative filtering) numbers in Supporting Information.</w:t>
+      </w:r>
+    </w:p>
+    <w:p>
+      <w:pPr>
+        <w:rPr>
+          <w:highlight w:val="green"/>
+          <w:lang w:val="en-AU"/>
+        </w:rPr>
+      </w:pPr>
+      <w:r>
+        <w:rPr>
+          <w:highlight w:val="green"/>
+          <w:lang w:val="en-AU"/>
+        </w:rPr>
+        <w:t>To do:</w:t>
+      </w:r>
+    </w:p>
+    <w:p>
+      <w:pPr>
+        <w:pStyle w:val="ListParagraph"/>
+        <w:numPr>
+          <w:ilvl w:val="0"/>
+          <w:numId w:val="4"/>
+        </w:numPr>
+        <w:rPr>
+          <w:highlight w:val="green"/>
+          <w:lang w:val="en-AU"/>
+        </w:rPr>
+      </w:pPr>
+      <w:r>
+        <w:rPr>
+          <w:highlight w:val="green"/>
+          <w:lang w:val="en-AU"/>
+        </w:rPr>
+        <w:t xml:space="preserve">Just filter with </w:t>
+      </w:r>
+      <w:r>
+        <w:rPr>
+          <w:highlight w:val="green"/>
+          <w:lang w:val="en-AU"/>
+        </w:rPr>
+        <w:t xml:space="preserve">manual </w:t>
+      </w:r>
+      <w:r>
+        <w:rPr>
+          <w:highlight w:val="green"/>
+          <w:lang w:val="en-AU"/>
+        </w:rPr>
+        <w:t>BLAST</w:t>
+      </w:r>
+      <w:r>
+        <w:rPr>
+          <w:highlight w:val="green"/>
+          <w:lang w:val="en-AU"/>
+        </w:rPr>
+        <w:t xml:space="preserve"> (done, but need to use this to filter the current set of inserts).</w:t>
+      </w:r>
+    </w:p>
+    <w:p>
+      <w:pPr>
+        <w:pStyle w:val="ListParagraph"/>
+        <w:numPr>
+          <w:ilvl w:val="0"/>
+          <w:numId w:val="4"/>
+        </w:numPr>
+        <w:rPr>
+          <w:highlight w:val="green"/>
+          <w:lang w:val="en-AU"/>
+        </w:rPr>
+      </w:pPr>
+      <w:r>
+        <w:rPr>
+          <w:highlight w:val="green"/>
+          <w:lang w:val="en-AU"/>
+        </w:rPr>
+        <w:t xml:space="preserve">Check the thresholds for these BLAST and send to </w:t>
+      </w:r>
+      <w:proofErr w:type="spellStart"/>
+      <w:r>
+        <w:rPr>
+          <w:highlight w:val="green"/>
+          <w:lang w:val="en-AU"/>
+        </w:rPr>
+        <w:t>Zhuzhi</w:t>
+      </w:r>
+      <w:proofErr w:type="spellEnd"/>
+      <w:r>
+        <w:rPr>
+          <w:highlight w:val="green"/>
+          <w:lang w:val="en-AU"/>
+        </w:rPr>
+        <w:t>/Maxim</w:t>
+      </w:r>
+    </w:p>
+    <w:p>
+      <w:pPr>
+        <w:rPr>
+          <w:lang w:val="en-AU"/>
+        </w:rPr>
+      </w:pPr>
+    </w:p>
+    <w:p>
+      <w:pPr>
+        <w:rPr>
+          <w:highlight w:val="cyan"/>
+          <w:lang w:val="it-IT"/>
+        </w:rPr>
+      </w:pPr>
+      <w:proofErr w:type="spellStart"/>
+      <w:r>
+        <w:rPr>
+          <w:highlight w:val="cyan"/>
+          <w:lang w:val="it-IT"/>
+        </w:rPr>
+        <w:t>Additional</w:t>
+      </w:r>
+      <w:proofErr w:type="spellEnd"/>
+      <w:r>
+        <w:rPr>
+          <w:highlight w:val="cyan"/>
+          <w:lang w:val="it-IT"/>
+        </w:rPr>
+        <w:t xml:space="preserve"> </w:t>
+      </w:r>
+      <w:proofErr w:type="spellStart"/>
+      <w:r>
+        <w:rPr>
+          <w:highlight w:val="cyan"/>
+          <w:lang w:val="it-IT"/>
+        </w:rPr>
+        <w:t>genomes</w:t>
+      </w:r>
+      <w:proofErr w:type="spellEnd"/>
+      <w:r>
+        <w:rPr>
+          <w:highlight w:val="cyan"/>
+          <w:lang w:val="it-IT"/>
+        </w:rPr>
+        <w:t>:</w:t>
+      </w:r>
+    </w:p>
+    <w:p>
+      <w:pPr>
+        <w:pStyle w:val="ListParagraph"/>
+        <w:numPr>
+          <w:ilvl w:val="0"/>
+          <w:numId w:val="4"/>
+        </w:numPr>
+        <w:rPr>
+          <w:highlight w:val="cyan"/>
+        </w:rPr>
+      </w:pPr>
+      <w:r>
+        <w:rPr>
+          <w:highlight w:val="cyan"/>
+        </w:rPr>
+        <w:t>Where is the filtering for this?</w:t>
+      </w:r>
+    </w:p>
+    <w:p>
+      <w:pPr>
+        <w:pStyle w:val="ListParagraph"/>
+        <w:numPr>
+          <w:ilvl w:val="0"/>
+          <w:numId w:val="4"/>
+        </w:numPr>
+        <w:rPr>
+          <w:highlight w:val="cyan"/>
+        </w:rPr>
+      </w:pPr>
+      <w:r>
+        <w:rPr>
+          <w:highlight w:val="cyan"/>
+        </w:rPr>
+        <w:t xml:space="preserve">In QC in </w:t>
+      </w:r>
+      <w:proofErr w:type="spellStart"/>
+      <w:r>
+        <w:rPr>
+          <w:highlight w:val="cyan"/>
+        </w:rPr>
+        <w:t>Supp</w:t>
+      </w:r>
+      <w:proofErr w:type="spellEnd"/>
+      <w:r>
+        <w:rPr>
+          <w:highlight w:val="cyan"/>
+        </w:rPr>
+        <w:t xml:space="preserve"> info:</w:t>
+      </w:r>
+    </w:p>
+    <w:p>
+      <w:pPr>
+        <w:ind w:left="720"/>
+        <w:rPr>
+          <w:highlight w:val="cyan"/>
+        </w:rPr>
+      </w:pPr>
+      <w:r>
+        <w:rPr>
+          <w:highlight w:val="cyan"/>
+        </w:rPr>
+        <w:t xml:space="preserve">A number of genomes came out since the publication which were subsequently analyses, including </w:t>
+      </w:r>
+      <w:proofErr w:type="spellStart"/>
+      <w:r>
+        <w:rPr>
+          <w:highlight w:val="cyan"/>
+        </w:rPr>
+        <w:t>Cyryptocircus</w:t>
+      </w:r>
+      <w:proofErr w:type="spellEnd"/>
+      <w:r>
+        <w:rPr>
+          <w:highlight w:val="cyan"/>
+        </w:rPr>
+        <w:t>, and we found their numbers were still quite high.</w:t>
+      </w:r>
+      <w:r>
+        <w:rPr>
+          <w:highlight w:val="cyan"/>
+        </w:rPr>
+        <w:br/>
+        <w:t>Could to allude to relaxed selection again.</w:t>
+      </w:r>
+    </w:p>
+    <w:p>
+      <w:pPr>
+        <w:rPr>
+          <w:highlight w:val="green"/>
+        </w:rPr>
+      </w:pPr>
+      <w:r>
+        <w:rPr>
+          <w:highlight w:val="green"/>
+        </w:rPr>
+        <w:t>To do:</w:t>
+      </w:r>
+    </w:p>
+    <w:p>
+      <w:pPr>
+        <w:pStyle w:val="ListParagraph"/>
+        <w:numPr>
+          <w:ilvl w:val="0"/>
+          <w:numId w:val="4"/>
+        </w:numPr>
+        <w:rPr>
+          <w:highlight w:val="green"/>
+          <w:lang w:val="en-AU"/>
+        </w:rPr>
+      </w:pPr>
+      <w:proofErr w:type="spellStart"/>
+      <w:r>
+        <w:rPr>
+          <w:highlight w:val="green"/>
+          <w:lang w:val="en-AU"/>
+        </w:rPr>
+        <w:t>Zhuzhi</w:t>
+      </w:r>
+      <w:proofErr w:type="spellEnd"/>
+      <w:r>
+        <w:rPr>
+          <w:highlight w:val="green"/>
+          <w:lang w:val="en-AU"/>
+        </w:rPr>
+        <w:t xml:space="preserve"> to send Kyle</w:t>
+      </w:r>
+      <w:r>
+        <w:rPr>
+          <w:highlight w:val="green"/>
+          <w:lang w:val="en-AU"/>
+        </w:rPr>
+        <w:t xml:space="preserve"> current inserts</w:t>
+      </w:r>
+    </w:p>
+    <w:p>
+      <w:pPr>
+        <w:pStyle w:val="ListParagraph"/>
+        <w:numPr>
+          <w:ilvl w:val="0"/>
+          <w:numId w:val="4"/>
+        </w:numPr>
+        <w:rPr>
+          <w:highlight w:val="green"/>
+          <w:lang w:val="en-AU"/>
+        </w:rPr>
+      </w:pPr>
+      <w:r>
+        <w:rPr>
+          <w:highlight w:val="green"/>
+          <w:lang w:val="en-AU"/>
+        </w:rPr>
+        <w:t>Kyle to filter with non-bacteria database</w:t>
+      </w:r>
+    </w:p>
+    <w:p>
+      <w:pPr>
+        <w:pStyle w:val="ListParagraph"/>
+        <w:numPr>
+          <w:ilvl w:val="0"/>
+          <w:numId w:val="4"/>
+        </w:numPr>
+        <w:rPr>
+          <w:highlight w:val="green"/>
+          <w:lang w:val="en-AU"/>
+        </w:rPr>
+      </w:pPr>
+      <w:r>
+        <w:rPr>
+          <w:highlight w:val="green"/>
+          <w:lang w:val="en-AU"/>
+        </w:rPr>
+        <w:t xml:space="preserve">Send back to </w:t>
+      </w:r>
+      <w:proofErr w:type="spellStart"/>
+      <w:r>
+        <w:rPr>
+          <w:highlight w:val="green"/>
+          <w:lang w:val="en-AU"/>
+        </w:rPr>
+        <w:t>Zhzuhi</w:t>
+      </w:r>
+      <w:proofErr w:type="spellEnd"/>
+      <w:r>
+        <w:rPr>
+          <w:highlight w:val="green"/>
+          <w:lang w:val="en-AU"/>
+        </w:rPr>
+        <w:t xml:space="preserve"> for final </w:t>
+      </w:r>
+      <w:r>
+        <w:rPr>
+          <w:highlight w:val="green"/>
+          <w:lang w:val="en-AU"/>
+        </w:rPr>
+        <w:t>duplication filtering</w:t>
+      </w:r>
+    </w:p>
+    <w:p/>
+    <w:p>
+      <w:r>
+        <w:t>Other things</w:t>
+      </w:r>
+    </w:p>
+    <w:p>
+      <w:pPr>
+        <w:pStyle w:val="ListParagraph"/>
+        <w:numPr>
+          <w:ilvl w:val="0"/>
+          <w:numId w:val="2"/>
+        </w:numPr>
+      </w:pPr>
+      <w:r>
+        <w:t>What host genes had inserts in them</w:t>
+      </w:r>
+    </w:p>
+    <w:p>
+      <w:pPr>
+        <w:pStyle w:val="ListParagraph"/>
+        <w:numPr>
+          <w:ilvl w:val="1"/>
+          <w:numId w:val="2"/>
+        </w:numPr>
+      </w:pPr>
+      <w:r>
+        <w:t>Perhaps add another excel table?</w:t>
+      </w:r>
+    </w:p>
+    <w:p>
+      <w:pPr>
+        <w:pStyle w:val="ListParagraph"/>
+        <w:numPr>
+          <w:ilvl w:val="1"/>
+          <w:numId w:val="2"/>
+        </w:numPr>
+      </w:pPr>
+      <w:r>
+        <w:t>Maybe just these ones:</w:t>
       </w:r>
       <w:r>
         <w:br/>
         <w:t>“</w:t>
       </w:r>
       <w:r>
-        <w:t>Insert loci are broadly distributed across contigs/chromosomes, arguing against a single ancestral integration followed by local duplication.</w:t>
+        <w:t>A small fraction (0.40–0.65%) of inserts mapped to exon sequences within RNA contigs.</w:t>
       </w:r>
       <w:r>
         <w:t>”</w:t>
@@ -173,260 +1002,31 @@
     </w:p>
     <w:p>
       <w:pPr>
-        <w:pStyle w:val="ListParagraph"/>
-        <w:numPr>
-          <w:ilvl w:val="0"/>
-          <w:numId w:val="5"/>
-        </w:numPr>
-      </w:pPr>
-      <w:r>
-        <w:t xml:space="preserve">We can also say we removed false duplications </w:t>
-      </w:r>
-      <w:r>
-        <w:t xml:space="preserve">and real duplications </w:t>
-      </w:r>
-      <w:r>
-        <w:t xml:space="preserve">by looking at </w:t>
-      </w:r>
-      <w:proofErr w:type="spellStart"/>
-      <w:r>
-        <w:t>seq</w:t>
-      </w:r>
-      <w:proofErr w:type="spellEnd"/>
-      <w:r>
-        <w:t xml:space="preserve"> similarity of the insert and the 300 </w:t>
-      </w:r>
-      <w:proofErr w:type="spellStart"/>
-      <w:r>
-        <w:t>bp</w:t>
-      </w:r>
-      <w:proofErr w:type="spellEnd"/>
-      <w:r>
-        <w:t xml:space="preserve"> flanking.</w:t>
-      </w:r>
-    </w:p>
-    <w:p>
-      <w:pPr>
-        <w:pStyle w:val="ListParagraph"/>
-        <w:numPr>
-          <w:ilvl w:val="1"/>
-          <w:numId w:val="5"/>
-        </w:numPr>
-      </w:pPr>
-      <w:r>
-        <w:t>It means that they are likely not duplicated and subsequently shuffled via recombination.</w:t>
-      </w:r>
-    </w:p>
-    <w:p>
-      <w:pPr>
-        <w:pStyle w:val="ListParagraph"/>
-        <w:numPr>
-          <w:ilvl w:val="1"/>
-          <w:numId w:val="5"/>
-        </w:numPr>
-      </w:pPr>
-      <w:r>
-        <w:t>We can add this to the response</w:t>
-      </w:r>
-    </w:p>
-    <w:p/>
-    <w:p>
-      <w:r>
-        <w:t xml:space="preserve">Filtering for the Wolbachia and </w:t>
-      </w:r>
-      <w:proofErr w:type="spellStart"/>
-      <w:r>
-        <w:t>Buchnera</w:t>
-      </w:r>
-      <w:proofErr w:type="spellEnd"/>
-    </w:p>
-    <w:p>
-      <w:pPr>
-        <w:pStyle w:val="ListParagraph"/>
-        <w:numPr>
-          <w:ilvl w:val="0"/>
-          <w:numId w:val="4"/>
-        </w:numPr>
-      </w:pPr>
-      <w:r>
-        <w:t xml:space="preserve">What filtering steps have been done? </w:t>
-      </w:r>
-      <w:r>
-        <w:t xml:space="preserve">Just </w:t>
-      </w:r>
-      <w:r>
-        <w:t>need to do ‘</w:t>
-      </w:r>
-      <w:r>
-        <w:t>other bacteria</w:t>
-      </w:r>
-      <w:r>
-        <w:t>’</w:t>
-      </w:r>
-      <w:r>
-        <w:t xml:space="preserve"> filtering?</w:t>
-      </w:r>
-    </w:p>
-    <w:p>
-      <w:pPr>
-        <w:pStyle w:val="ListParagraph"/>
-        <w:numPr>
-          <w:ilvl w:val="1"/>
-          <w:numId w:val="4"/>
-        </w:numPr>
-      </w:pPr>
-      <w:r>
-        <w:t xml:space="preserve">I assume I do the same, but replace </w:t>
-      </w:r>
-      <w:proofErr w:type="spellStart"/>
-      <w:r>
-        <w:t>Blatta</w:t>
-      </w:r>
-      <w:proofErr w:type="spellEnd"/>
-      <w:r>
-        <w:t xml:space="preserve"> with these new refs</w:t>
-      </w:r>
-    </w:p>
-    <w:p>
-      <w:pPr>
-        <w:pStyle w:val="ListParagraph"/>
-        <w:numPr>
-          <w:ilvl w:val="1"/>
-          <w:numId w:val="4"/>
-        </w:numPr>
-      </w:pPr>
-      <w:r>
-        <w:t>Need someone to send them to me</w:t>
-      </w:r>
-    </w:p>
-    <w:p/>
-    <w:p>
-      <w:r>
-        <w:t>Extra analysis if we are including additional genomes</w:t>
-      </w:r>
-    </w:p>
-    <w:p>
-      <w:pPr>
-        <w:pStyle w:val="ListParagraph"/>
-        <w:numPr>
-          <w:ilvl w:val="0"/>
-          <w:numId w:val="3"/>
-        </w:numPr>
-      </w:pPr>
-      <w:r>
-        <w:t>Total counts</w:t>
-      </w:r>
-      <w:r>
-        <w:t>, including second (less stringent) version</w:t>
-      </w:r>
-    </w:p>
-    <w:p>
-      <w:pPr>
-        <w:pStyle w:val="ListParagraph"/>
-        <w:numPr>
-          <w:ilvl w:val="0"/>
-          <w:numId w:val="3"/>
-        </w:numPr>
-      </w:pPr>
-      <w:r>
-        <w:t>Length distribution</w:t>
-      </w:r>
-    </w:p>
-    <w:p>
-      <w:pPr>
-        <w:pStyle w:val="ListParagraph"/>
-        <w:numPr>
-          <w:ilvl w:val="0"/>
-          <w:numId w:val="3"/>
-        </w:numPr>
-      </w:pPr>
-      <w:r>
-        <w:t>Genic vs intergenic</w:t>
-      </w:r>
-      <w:r>
-        <w:t xml:space="preserve"> (including size within genic vs intergenic, and significance testing)</w:t>
-      </w:r>
-    </w:p>
-    <w:p>
-      <w:pPr>
-        <w:pStyle w:val="ListParagraph"/>
-        <w:numPr>
-          <w:ilvl w:val="0"/>
-          <w:numId w:val="3"/>
-        </w:numPr>
-      </w:pPr>
-      <w:r>
-        <w:t>GC content</w:t>
-      </w:r>
-    </w:p>
-    <w:p>
-      <w:pPr>
-        <w:pStyle w:val="ListParagraph"/>
-        <w:numPr>
-          <w:ilvl w:val="0"/>
-          <w:numId w:val="3"/>
-        </w:numPr>
-        <w:rPr>
-          <w:lang w:val="en-AU"/>
-        </w:rPr>
-      </w:pPr>
-      <w:r>
-        <w:rPr>
-          <w:lang w:val="en-AU"/>
-        </w:rPr>
-        <w:t xml:space="preserve">Insert origins in </w:t>
-      </w:r>
-      <w:proofErr w:type="spellStart"/>
-      <w:r>
-        <w:rPr>
-          <w:lang w:val="en-AU"/>
-        </w:rPr>
-        <w:t>Blatta</w:t>
-      </w:r>
-      <w:proofErr w:type="spellEnd"/>
-      <w:r>
-        <w:rPr>
-          <w:lang w:val="en-AU"/>
-        </w:rPr>
-        <w:t xml:space="preserve"> genomes (and in host genomes if doing this analysis)</w:t>
-      </w:r>
-    </w:p>
-    <w:p>
-      <w:pPr>
-        <w:pStyle w:val="ListParagraph"/>
-        <w:numPr>
-          <w:ilvl w:val="0"/>
-          <w:numId w:val="3"/>
-        </w:numPr>
-        <w:rPr>
-          <w:lang w:val="en-AU"/>
-        </w:rPr>
-      </w:pPr>
-      <w:r>
-        <w:rPr>
-          <w:lang w:val="en-AU"/>
-        </w:rPr>
-        <w:t>Aging inserts (though perhaps we can skip this given the ones reported were manually curated)</w:t>
-      </w:r>
-    </w:p>
-    <w:p>
-      <w:pPr>
-        <w:pStyle w:val="ListParagraph"/>
-        <w:numPr>
-          <w:ilvl w:val="0"/>
-          <w:numId w:val="3"/>
-        </w:numPr>
-      </w:pPr>
-      <w:r>
-        <w:t>All figures</w:t>
-      </w:r>
-      <w:bookmarkStart w:id="0" w:name="_GoBack"/>
-      <w:bookmarkEnd w:id="0"/>
-    </w:p>
-    <w:p/>
-    <w:p>
-      <w:r>
-        <w:t>Other things</w:t>
+        <w:ind w:firstLine="360"/>
+      </w:pPr>
+      <w:r>
+        <w:rPr>
+          <w:highlight w:val="green"/>
+        </w:rPr>
+        <w:t xml:space="preserve">Maxim to look at these data to see if he can pull out </w:t>
+      </w:r>
+      <w:r>
+        <w:rPr>
+          <w:highlight w:val="green"/>
+        </w:rPr>
+        <w:t xml:space="preserve">these </w:t>
+      </w:r>
+      <w:r>
+        <w:rPr>
+          <w:highlight w:val="green"/>
+        </w:rPr>
+        <w:t>genes.</w:t>
+      </w:r>
+      <w:r>
+        <w:rPr>
+          <w:highlight w:val="green"/>
+        </w:rPr>
+        <w:t xml:space="preserve"> </w:t>
       </w:r>
     </w:p>
     <w:p>
@@ -438,7 +1038,140 @@
         </w:numPr>
       </w:pPr>
       <w:r>
-        <w:t>What host genes had inserts in them</w:t>
+        <w:t>Add number of chimeras</w:t>
+      </w:r>
+      <w:r>
+        <w:t>:</w:t>
+      </w:r>
+      <w:r>
+        <w:br/>
+        <w:t>At the moment we have: “</w:t>
+      </w:r>
+      <w:r>
+        <w:t xml:space="preserve">During manual BLAST inspections, we noted that several inserts displayed a chimeric nature, comprising </w:t>
+      </w:r>
+      <w:proofErr w:type="spellStart"/>
+      <w:r>
+        <w:t>Blattabacterium</w:t>
+      </w:r>
+      <w:proofErr w:type="spellEnd"/>
+      <w:r>
+        <w:t xml:space="preserve">-like sequences from distant areas within the </w:t>
+      </w:r>
+      <w:proofErr w:type="spellStart"/>
+      <w:r>
+        <w:t>Blattabacterium</w:t>
+      </w:r>
+      <w:proofErr w:type="spellEnd"/>
+      <w:r>
+        <w:t xml:space="preserve"> genome placed directly adjacent to each other (Fig. 2B).</w:t>
+      </w:r>
+      <w:r>
+        <w:t>”</w:t>
+      </w:r>
+      <w:r>
+        <w:br/>
+      </w:r>
+      <w:r>
+        <w:rPr>
+          <w:highlight w:val="cyan"/>
+        </w:rPr>
+        <w:t>“</w:t>
+      </w:r>
+      <w:r>
+        <w:rPr>
+          <w:highlight w:val="cyan"/>
+        </w:rPr>
+        <w:t>During manual BLAST inspections</w:t>
+      </w:r>
+      <w:r>
+        <w:rPr>
+          <w:highlight w:val="cyan"/>
+        </w:rPr>
+        <w:t xml:space="preserve"> of the longest inserts</w:t>
+      </w:r>
+      <w:r>
+        <w:rPr>
+          <w:highlight w:val="cyan"/>
+        </w:rPr>
+        <w:t xml:space="preserve">, </w:t>
+      </w:r>
+      <w:r>
+        <w:rPr>
+          <w:highlight w:val="cyan"/>
+        </w:rPr>
+        <w:t>w</w:t>
+      </w:r>
+      <w:r>
+        <w:rPr>
+          <w:highlight w:val="cyan"/>
+        </w:rPr>
+        <w:t xml:space="preserve">e identified # inserts displaying </w:t>
+      </w:r>
+      <w:r>
+        <w:rPr>
+          <w:highlight w:val="cyan"/>
+        </w:rPr>
+        <w:t>a chimeric nature</w:t>
+      </w:r>
+      <w:r>
+        <w:rPr>
+          <w:highlight w:val="cyan"/>
+        </w:rPr>
+        <w:t>…”</w:t>
+      </w:r>
+    </w:p>
+    <w:p>
+      <w:pPr>
+        <w:ind w:left="720"/>
+      </w:pPr>
+      <w:proofErr w:type="spellStart"/>
+      <w:r>
+        <w:rPr>
+          <w:highlight w:val="green"/>
+        </w:rPr>
+        <w:t>Zhuzhi</w:t>
+      </w:r>
+      <w:proofErr w:type="spellEnd"/>
+      <w:r>
+        <w:rPr>
+          <w:highlight w:val="green"/>
+        </w:rPr>
+        <w:t xml:space="preserve"> to send this number of </w:t>
+      </w:r>
+      <w:proofErr w:type="gramStart"/>
+      <w:r>
+        <w:rPr>
+          <w:highlight w:val="green"/>
+        </w:rPr>
+        <w:t>proportion</w:t>
+      </w:r>
+      <w:proofErr w:type="gramEnd"/>
+      <w:r>
+        <w:rPr>
+          <w:highlight w:val="green"/>
+        </w:rPr>
+        <w:t>.</w:t>
+      </w:r>
+    </w:p>
+    <w:p>
+      <w:pPr>
+        <w:pStyle w:val="ListParagraph"/>
+        <w:numPr>
+          <w:ilvl w:val="0"/>
+          <w:numId w:val="2"/>
+        </w:numPr>
+      </w:pPr>
+      <w:r>
+        <w:t xml:space="preserve">Submitting the raw data for Z4(?) and the </w:t>
+      </w:r>
+      <w:proofErr w:type="spellStart"/>
+      <w:r>
+        <w:t>RNAseq</w:t>
+      </w:r>
+      <w:proofErr w:type="spellEnd"/>
+      <w:r>
+        <w:t xml:space="preserve"> data</w:t>
       </w:r>
     </w:p>
     <w:p>
@@ -449,8 +1182,21 @@
           <w:numId w:val="2"/>
         </w:numPr>
       </w:pPr>
-      <w:r>
-        <w:t>Perhaps add another excel table?</w:t>
+      <w:proofErr w:type="spellStart"/>
+      <w:r>
+        <w:t>Panesthia</w:t>
+      </w:r>
+      <w:proofErr w:type="spellEnd"/>
+      <w:r>
+        <w:t xml:space="preserve"> </w:t>
+      </w:r>
+      <w:proofErr w:type="spellStart"/>
+      <w:r>
+        <w:t>lata</w:t>
+      </w:r>
+      <w:proofErr w:type="spellEnd"/>
+      <w:r>
+        <w:t>: PRJNA1371414</w:t>
       </w:r>
     </w:p>
     <w:p>
@@ -461,19 +1207,89 @@
           <w:numId w:val="2"/>
         </w:numPr>
       </w:pPr>
-      <w:r>
-        <w:t>Maybe just these ones:</w:t>
-      </w:r>
-      <w:r>
-        <w:br/>
-        <w:t>“</w:t>
-      </w:r>
-      <w:r>
-        <w:t>A small fraction (0.40–0.65%) of inserts mapped to exon sequences within RNA contigs.</w:t>
-      </w:r>
-      <w:r>
-        <w:t>”</w:t>
-      </w:r>
+      <w:proofErr w:type="spellStart"/>
+      <w:r>
+        <w:t>Macropanesthia</w:t>
+      </w:r>
+      <w:proofErr w:type="spellEnd"/>
+      <w:r>
+        <w:t xml:space="preserve"> </w:t>
+      </w:r>
+      <w:proofErr w:type="spellStart"/>
+      <w:r>
+        <w:t>lithgowae</w:t>
+      </w:r>
+      <w:proofErr w:type="spellEnd"/>
+      <w:r>
+        <w:t>: PRJNA1377709</w:t>
+      </w:r>
+    </w:p>
+    <w:p>
+      <w:pPr>
+        <w:pStyle w:val="ListParagraph"/>
+        <w:numPr>
+          <w:ilvl w:val="1"/>
+          <w:numId w:val="2"/>
+        </w:numPr>
+      </w:pPr>
+      <w:proofErr w:type="spellStart"/>
+      <w:r>
+        <w:t>Panesthia</w:t>
+      </w:r>
+      <w:proofErr w:type="spellEnd"/>
+      <w:r>
+        <w:t xml:space="preserve"> </w:t>
+      </w:r>
+      <w:proofErr w:type="spellStart"/>
+      <w:r>
+        <w:t>sloanei</w:t>
+      </w:r>
+      <w:proofErr w:type="spellEnd"/>
+      <w:r>
+        <w:t xml:space="preserve">: </w:t>
+      </w:r>
+      <w:r>
+        <w:rPr>
+          <w:highlight w:val="yellow"/>
+        </w:rPr>
+        <w:t>not done</w:t>
+      </w:r>
+    </w:p>
+    <w:p>
+      <w:pPr>
+        <w:ind w:left="360"/>
+        <w:rPr>
+          <w:highlight w:val="green"/>
+        </w:rPr>
+      </w:pPr>
+      <w:proofErr w:type="spellStart"/>
+      <w:r>
+        <w:rPr>
+          <w:highlight w:val="green"/>
+        </w:rPr>
+        <w:t>Zhuzhi</w:t>
+      </w:r>
+      <w:proofErr w:type="spellEnd"/>
+      <w:r>
+        <w:rPr>
+          <w:highlight w:val="green"/>
+        </w:rPr>
+        <w:t xml:space="preserve"> to check – associate the raw data</w:t>
+      </w:r>
+      <w:r>
+        <w:rPr>
+          <w:highlight w:val="green"/>
+        </w:rPr>
+        <w:t xml:space="preserve"> with the </w:t>
+      </w:r>
+      <w:proofErr w:type="spellStart"/>
+      <w:r>
+        <w:rPr>
+          <w:highlight w:val="green"/>
+        </w:rPr>
+        <w:t>Bioproject</w:t>
+      </w:r>
+      <w:proofErr w:type="spellEnd"/>
     </w:p>
     <w:p>
       <w:pPr>
@@ -482,157 +1298,61 @@
           <w:ilvl w:val="0"/>
           <w:numId w:val="2"/>
         </w:numPr>
-      </w:pPr>
-      <w:r>
-        <w:t>Add number of chimeras</w:t>
-      </w:r>
-      <w:r>
-        <w:t>:</w:t>
-      </w:r>
-      <w:r>
-        <w:br/>
-        <w:t>At the moment we have: “</w:t>
-      </w:r>
-      <w:r>
-        <w:t xml:space="preserve">During manual BLAST inspections, we noted that several </w:t>
-      </w:r>
-      <w:r>
-        <w:lastRenderedPageBreak/>
-        <w:t xml:space="preserve">inserts displayed a chimeric nature, comprising </w:t>
+        <w:rPr>
+          <w:highlight w:val="green"/>
+        </w:rPr>
+      </w:pPr>
+      <w:r>
+        <w:rPr>
+          <w:highlight w:val="green"/>
+        </w:rPr>
+        <w:t xml:space="preserve">If he physically can’t, then someone needs to be able to edit the </w:t>
       </w:r>
       <w:proofErr w:type="spellStart"/>
       <w:r>
-        <w:t>Blattabacterium</w:t>
+        <w:rPr>
+          <w:highlight w:val="green"/>
+        </w:rPr>
+        <w:t>Bioprojects</w:t>
       </w:r>
       <w:proofErr w:type="spellEnd"/>
-      <w:r>
-        <w:t xml:space="preserve">-like sequences from distant areas within the </w:t>
+    </w:p>
+    <w:p>
+      <w:pPr>
+        <w:ind w:left="360"/>
+      </w:pPr>
+      <w:r>
+        <w:rPr>
+          <w:highlight w:val="green"/>
+        </w:rPr>
+        <w:t>Check if Z4 has been submitted</w:t>
+      </w:r>
+      <w:r>
+        <w:rPr>
+          <w:highlight w:val="green"/>
+        </w:rPr>
+        <w:t xml:space="preserve"> </w:t>
+      </w:r>
+      <w:r>
+        <w:rPr>
+          <w:highlight w:val="green"/>
+        </w:rPr>
+        <w:sym w:font="Wingdings" w:char="F0E0"/>
+      </w:r>
+      <w:r>
+        <w:rPr>
+          <w:highlight w:val="green"/>
+        </w:rPr>
+        <w:t xml:space="preserve"> send to </w:t>
       </w:r>
       <w:proofErr w:type="spellStart"/>
       <w:r>
-        <w:t>Blattabacterium</w:t>
+        <w:rPr>
+          <w:highlight w:val="green"/>
+        </w:rPr>
+        <w:t>Zhuzhi</w:t>
       </w:r>
       <w:proofErr w:type="spellEnd"/>
-      <w:r>
-        <w:t xml:space="preserve"> genome placed directly adjacent to each other (Fig. 2B).</w:t>
-      </w:r>
-      <w:r>
-        <w:t>”</w:t>
-      </w:r>
-      <w:r>
-        <w:br/>
-        <w:t xml:space="preserve">We identified </w:t>
-      </w:r>
-      <w:r>
-        <w:rPr>
-          <w:highlight w:val="yellow"/>
-        </w:rPr>
-        <w:t>#</w:t>
-      </w:r>
-      <w:r>
-        <w:t xml:space="preserve"> inserts displaying …</w:t>
-      </w:r>
-    </w:p>
-    <w:p>
-      <w:pPr>
-        <w:pStyle w:val="ListParagraph"/>
-        <w:numPr>
-          <w:ilvl w:val="0"/>
-          <w:numId w:val="2"/>
-        </w:numPr>
-      </w:pPr>
-      <w:r>
-        <w:t xml:space="preserve">Submitting the raw data for Z4(?) and the </w:t>
-      </w:r>
-      <w:proofErr w:type="spellStart"/>
-      <w:r>
-        <w:t>RNAseq</w:t>
-      </w:r>
-      <w:proofErr w:type="spellEnd"/>
-      <w:r>
-        <w:t xml:space="preserve"> data</w:t>
-      </w:r>
-    </w:p>
-    <w:p>
-      <w:pPr>
-        <w:pStyle w:val="ListParagraph"/>
-        <w:numPr>
-          <w:ilvl w:val="1"/>
-          <w:numId w:val="2"/>
-        </w:numPr>
-      </w:pPr>
-      <w:proofErr w:type="spellStart"/>
-      <w:r>
-        <w:t>Panesthia</w:t>
-      </w:r>
-      <w:proofErr w:type="spellEnd"/>
-      <w:r>
-        <w:t xml:space="preserve"> </w:t>
-      </w:r>
-      <w:proofErr w:type="spellStart"/>
-      <w:r>
-        <w:t>lata</w:t>
-      </w:r>
-      <w:proofErr w:type="spellEnd"/>
-      <w:r>
-        <w:t>: PRJNA1371414</w:t>
-      </w:r>
-    </w:p>
-    <w:p>
-      <w:pPr>
-        <w:pStyle w:val="ListParagraph"/>
-        <w:numPr>
-          <w:ilvl w:val="1"/>
-          <w:numId w:val="2"/>
-        </w:numPr>
-      </w:pPr>
-      <w:proofErr w:type="spellStart"/>
-      <w:r>
-        <w:t>Macropanesthia</w:t>
-      </w:r>
-      <w:proofErr w:type="spellEnd"/>
-      <w:r>
-        <w:t xml:space="preserve"> </w:t>
-      </w:r>
-      <w:proofErr w:type="spellStart"/>
-      <w:r>
-        <w:t>lithgowae</w:t>
-      </w:r>
-      <w:proofErr w:type="spellEnd"/>
-      <w:r>
-        <w:t>: PRJNA1377709</w:t>
-      </w:r>
-    </w:p>
-    <w:p>
-      <w:pPr>
-        <w:pStyle w:val="ListParagraph"/>
-        <w:numPr>
-          <w:ilvl w:val="1"/>
-          <w:numId w:val="2"/>
-        </w:numPr>
-      </w:pPr>
-      <w:proofErr w:type="spellStart"/>
-      <w:r>
-        <w:t>Panesthia</w:t>
-      </w:r>
-      <w:proofErr w:type="spellEnd"/>
-      <w:r>
-        <w:t xml:space="preserve"> </w:t>
-      </w:r>
-      <w:proofErr w:type="spellStart"/>
-      <w:r>
-        <w:t>sloanei</w:t>
-      </w:r>
-      <w:proofErr w:type="spellEnd"/>
-      <w:r>
-        <w:t xml:space="preserve">: </w:t>
-      </w:r>
-      <w:r>
-        <w:rPr>
-          <w:highlight w:val="yellow"/>
-        </w:rPr>
-        <w:t>not done</w:t>
-      </w:r>
     </w:p>
     <w:p>
       <w:pPr>

--- a/manuscript/revision/HGT paper_to follow up for PNAS revision.docx
+++ b/manuscript/revision/HGT paper_to follow up for PNAS revision.docx
@@ -1023,25 +1023,7 @@
         <w:rPr>
           <w:highlight w:val="cyan"/>
         </w:rPr>
-        <w:t>During manual BLAST inspections</w:t>
-      </w:r>
-      <w:r>
-        <w:rPr>
-          <w:highlight w:val="cyan"/>
-        </w:rPr>
-        <w:t xml:space="preserve"> of the longest inserts</w:t>
-      </w:r>
-      <w:r>
-        <w:rPr>
-          <w:highlight w:val="cyan"/>
-        </w:rPr>
-        <w:t xml:space="preserve">, </w:t>
-      </w:r>
-      <w:r>
-        <w:rPr>
-          <w:highlight w:val="cyan"/>
-        </w:rPr>
-        <w:t>w</w:t>
+        <w:t>During manual BLAST inspections of the longest inserts, w</w:t>
       </w:r>
       <w:r>
         <w:rPr>
@@ -1065,13 +1047,7 @@
         <w:rPr>
           <w:highlight w:val="cyan"/>
         </w:rPr>
-        <w:t xml:space="preserve">, </w:t>
-      </w:r>
-      <w:r>
-        <w:rPr>
-          <w:highlight w:val="cyan"/>
-        </w:rPr>
-        <w:t xml:space="preserve">comprising </w:t>
+        <w:t xml:space="preserve">, comprising </w:t>
       </w:r>
       <w:proofErr w:type="spellStart"/>
       <w:r>
@@ -1397,8 +1373,6 @@
         </w:rPr>
         <w:t>To do’s</w:t>
       </w:r>
-      <w:bookmarkStart w:id="0" w:name="_GoBack"/>
-      <w:bookmarkEnd w:id="0"/>
     </w:p>
     <w:p>
       <w:pPr>
@@ -1491,6 +1465,7 @@
           <w:rFonts w:ascii="Calibri" w:eastAsia="Times New Roman" w:hAnsi="Calibri" w:cs="Calibri"/>
           <w:color w:val="000000"/>
           <w:kern w:val="0"/>
+          <w:highlight w:val="green"/>
           <w:lang w:val="en-AU" w:eastAsia="zh-CN"/>
           <w14:ligatures w14:val="none"/>
         </w:rPr>
@@ -1504,6 +1479,7 @@
           <w:iCs/>
           <w:color w:val="000000"/>
           <w:kern w:val="0"/>
+          <w:highlight w:val="green"/>
           <w:lang w:val="en-AU" w:eastAsia="zh-CN"/>
           <w14:ligatures w14:val="none"/>
         </w:rPr>
@@ -1514,6 +1490,7 @@
           <w:rFonts w:ascii="Calibri" w:eastAsia="Times New Roman" w:hAnsi="Calibri" w:cs="Calibri"/>
           <w:color w:val="000000"/>
           <w:kern w:val="0"/>
+          <w:highlight w:val="green"/>
           <w:lang w:val="en-AU" w:eastAsia="zh-CN"/>
           <w14:ligatures w14:val="none"/>
         </w:rPr>
@@ -1525,6 +1502,7 @@
           <w:rFonts w:ascii="Calibri" w:eastAsia="Times New Roman" w:hAnsi="Calibri" w:cs="Calibri"/>
           <w:color w:val="000000"/>
           <w:kern w:val="0"/>
+          <w:highlight w:val="green"/>
           <w:lang w:val="en-AU" w:eastAsia="zh-CN"/>
           <w14:ligatures w14:val="none"/>
         </w:rPr>
@@ -1536,10 +1514,33 @@
           <w:rFonts w:ascii="Calibri" w:eastAsia="Times New Roman" w:hAnsi="Calibri" w:cs="Calibri"/>
           <w:color w:val="000000"/>
           <w:kern w:val="0"/>
-          <w:lang w:val="en-AU" w:eastAsia="zh-CN"/>
-          <w14:ligatures w14:val="none"/>
-        </w:rPr>
-        <w:t>.</w:t>
+          <w:highlight w:val="green"/>
+          <w:lang w:val="en-AU" w:eastAsia="zh-CN"/>
+          <w14:ligatures w14:val="none"/>
+        </w:rPr>
+        <w:t xml:space="preserve"> </w:t>
+      </w:r>
+      <w:r>
+        <w:rPr>
+          <w:rFonts w:ascii="Calibri" w:eastAsia="Times New Roman" w:hAnsi="Calibri" w:cs="Calibri"/>
+          <w:color w:val="000000"/>
+          <w:kern w:val="0"/>
+          <w:highlight w:val="green"/>
+          <w:lang w:val="en-AU" w:eastAsia="zh-CN"/>
+          <w14:ligatures w14:val="none"/>
+        </w:rPr>
+        <w:sym w:font="Wingdings" w:char="F0E0"/>
+      </w:r>
+      <w:r>
+        <w:rPr>
+          <w:rFonts w:ascii="Calibri" w:eastAsia="Times New Roman" w:hAnsi="Calibri" w:cs="Calibri"/>
+          <w:color w:val="000000"/>
+          <w:kern w:val="0"/>
+          <w:highlight w:val="green"/>
+          <w:lang w:val="en-AU" w:eastAsia="zh-CN"/>
+          <w14:ligatures w14:val="none"/>
+        </w:rPr>
+        <w:t xml:space="preserve"> DONE</w:t>
       </w:r>
     </w:p>
     <w:p>
@@ -1984,6 +1985,7 @@
           <w:rFonts w:ascii="Calibri" w:eastAsia="Times New Roman" w:hAnsi="Calibri" w:cs="Calibri"/>
           <w:color w:val="000000"/>
           <w:kern w:val="0"/>
+          <w:highlight w:val="green"/>
           <w:lang w:val="en-AU" w:eastAsia="zh-CN"/>
           <w14:ligatures w14:val="none"/>
         </w:rPr>
@@ -1998,6 +2000,7 @@
           <w:iCs/>
           <w:color w:val="000000"/>
           <w:kern w:val="0"/>
+          <w:highlight w:val="green"/>
           <w:lang w:val="en-AU" w:eastAsia="zh-CN"/>
           <w14:ligatures w14:val="none"/>
         </w:rPr>
@@ -2013,6 +2016,7 @@
           <w:iCs/>
           <w:color w:val="000000"/>
           <w:kern w:val="0"/>
+          <w:highlight w:val="green"/>
           <w:lang w:val="en-AU" w:eastAsia="zh-CN"/>
           <w14:ligatures w14:val="none"/>
         </w:rPr>
@@ -2023,6 +2027,7 @@
           <w:rFonts w:ascii="Calibri" w:eastAsia="Times New Roman" w:hAnsi="Calibri" w:cs="Calibri"/>
           <w:color w:val="000000"/>
           <w:kern w:val="0"/>
+          <w:highlight w:val="green"/>
           <w:lang w:val="en-AU" w:eastAsia="zh-CN"/>
           <w14:ligatures w14:val="none"/>
         </w:rPr>
@@ -2034,6 +2039,7 @@
           <w:rFonts w:ascii="Calibri" w:eastAsia="Times New Roman" w:hAnsi="Calibri" w:cs="Calibri"/>
           <w:color w:val="000000"/>
           <w:kern w:val="0"/>
+          <w:highlight w:val="green"/>
           <w:lang w:val="en-AU" w:eastAsia="zh-CN"/>
           <w14:ligatures w14:val="none"/>
         </w:rPr>
@@ -2045,6 +2051,7 @@
           <w:rFonts w:ascii="Calibri" w:eastAsia="Times New Roman" w:hAnsi="Calibri" w:cs="Calibri"/>
           <w:color w:val="000000"/>
           <w:kern w:val="0"/>
+          <w:highlight w:val="green"/>
           <w:lang w:val="en-AU" w:eastAsia="zh-CN"/>
           <w14:ligatures w14:val="none"/>
         </w:rPr>
@@ -2056,6 +2063,7 @@
           <w:rFonts w:ascii="Calibri" w:eastAsia="Times New Roman" w:hAnsi="Calibri" w:cs="Calibri"/>
           <w:color w:val="000000"/>
           <w:kern w:val="0"/>
+          <w:highlight w:val="green"/>
           <w:lang w:val="en-AU" w:eastAsia="zh-CN"/>
           <w14:ligatures w14:val="none"/>
         </w:rPr>
@@ -2067,6 +2075,7 @@
           <w:rFonts w:ascii="Calibri" w:eastAsia="Times New Roman" w:hAnsi="Calibri" w:cs="Calibri"/>
           <w:color w:val="000000"/>
           <w:kern w:val="0"/>
+          <w:highlight w:val="green"/>
           <w:lang w:val="en-AU" w:eastAsia="zh-CN"/>
           <w14:ligatures w14:val="none"/>
         </w:rPr>
@@ -2078,6 +2087,7 @@
           <w:rFonts w:ascii="Calibri" w:eastAsia="Times New Roman" w:hAnsi="Calibri" w:cs="Calibri"/>
           <w:color w:val="000000"/>
           <w:kern w:val="0"/>
+          <w:highlight w:val="green"/>
           <w:lang w:val="en-AU" w:eastAsia="zh-CN"/>
           <w14:ligatures w14:val="none"/>
         </w:rPr>
@@ -2089,10 +2099,33 @@
           <w:rFonts w:ascii="Calibri" w:eastAsia="Times New Roman" w:hAnsi="Calibri" w:cs="Calibri"/>
           <w:color w:val="000000"/>
           <w:kern w:val="0"/>
-          <w:lang w:val="en-AU" w:eastAsia="zh-CN"/>
-          <w14:ligatures w14:val="none"/>
-        </w:rPr>
-        <w:t>. I believe all the others have already been added?</w:t>
+          <w:highlight w:val="green"/>
+          <w:lang w:val="en-AU" w:eastAsia="zh-CN"/>
+          <w14:ligatures w14:val="none"/>
+        </w:rPr>
+        <w:t xml:space="preserve"> </w:t>
+      </w:r>
+      <w:r>
+        <w:rPr>
+          <w:rFonts w:ascii="Calibri" w:eastAsia="Times New Roman" w:hAnsi="Calibri" w:cs="Calibri"/>
+          <w:color w:val="000000"/>
+          <w:kern w:val="0"/>
+          <w:highlight w:val="green"/>
+          <w:lang w:val="en-AU" w:eastAsia="zh-CN"/>
+          <w14:ligatures w14:val="none"/>
+        </w:rPr>
+        <w:sym w:font="Wingdings" w:char="F0E0"/>
+      </w:r>
+      <w:r>
+        <w:rPr>
+          <w:rFonts w:ascii="Calibri" w:eastAsia="Times New Roman" w:hAnsi="Calibri" w:cs="Calibri"/>
+          <w:color w:val="000000"/>
+          <w:kern w:val="0"/>
+          <w:highlight w:val="green"/>
+          <w:lang w:val="en-AU" w:eastAsia="zh-CN"/>
+          <w14:ligatures w14:val="none"/>
+        </w:rPr>
+        <w:t xml:space="preserve"> DONE</w:t>
       </w:r>
     </w:p>
     <w:p>
@@ -2106,6 +2139,7 @@
           <w:rFonts w:ascii="Calibri" w:eastAsia="Times New Roman" w:hAnsi="Calibri" w:cs="Calibri"/>
           <w:color w:val="000000"/>
           <w:kern w:val="0"/>
+          <w:highlight w:val="green"/>
           <w:lang w:val="en-AU" w:eastAsia="zh-CN"/>
           <w14:ligatures w14:val="none"/>
         </w:rPr>
@@ -2120,6 +2154,7 @@
           <w:iCs/>
           <w:color w:val="000000"/>
           <w:kern w:val="0"/>
+          <w:highlight w:val="green"/>
           <w:lang w:val="en-AU" w:eastAsia="zh-CN"/>
           <w14:ligatures w14:val="none"/>
         </w:rPr>
@@ -2135,6 +2170,7 @@
           <w:iCs/>
           <w:color w:val="000000"/>
           <w:kern w:val="0"/>
+          <w:highlight w:val="green"/>
           <w:lang w:val="en-AU" w:eastAsia="zh-CN"/>
           <w14:ligatures w14:val="none"/>
         </w:rPr>
@@ -2145,6 +2181,7 @@
           <w:rFonts w:ascii="Calibri" w:eastAsia="Times New Roman" w:hAnsi="Calibri" w:cs="Calibri"/>
           <w:color w:val="000000"/>
           <w:kern w:val="0"/>
+          <w:highlight w:val="green"/>
           <w:lang w:val="en-AU" w:eastAsia="zh-CN"/>
           <w14:ligatures w14:val="none"/>
         </w:rPr>
@@ -2156,6 +2193,7 @@
           <w:rFonts w:ascii="Calibri" w:eastAsia="Times New Roman" w:hAnsi="Calibri" w:cs="Calibri"/>
           <w:color w:val="000000"/>
           <w:kern w:val="0"/>
+          <w:highlight w:val="green"/>
           <w:lang w:val="en-AU" w:eastAsia="zh-CN"/>
           <w14:ligatures w14:val="none"/>
         </w:rPr>
@@ -2167,6 +2205,7 @@
           <w:rFonts w:ascii="Calibri" w:eastAsia="Times New Roman" w:hAnsi="Calibri" w:cs="Calibri"/>
           <w:color w:val="000000"/>
           <w:kern w:val="0"/>
+          <w:highlight w:val="green"/>
           <w:lang w:val="en-AU" w:eastAsia="zh-CN"/>
           <w14:ligatures w14:val="none"/>
         </w:rPr>
@@ -2178,6 +2217,7 @@
           <w:rFonts w:ascii="Calibri" w:eastAsia="Times New Roman" w:hAnsi="Calibri" w:cs="Calibri"/>
           <w:color w:val="000000"/>
           <w:kern w:val="0"/>
+          <w:highlight w:val="green"/>
           <w:lang w:val="en-AU" w:eastAsia="zh-CN"/>
           <w14:ligatures w14:val="none"/>
         </w:rPr>
@@ -2189,6 +2229,7 @@
           <w:rFonts w:ascii="Calibri" w:eastAsia="Times New Roman" w:hAnsi="Calibri" w:cs="Calibri"/>
           <w:color w:val="000000"/>
           <w:kern w:val="0"/>
+          <w:highlight w:val="green"/>
           <w:lang w:val="en-AU" w:eastAsia="zh-CN"/>
           <w14:ligatures w14:val="none"/>
         </w:rPr>
@@ -2200,6 +2241,7 @@
           <w:rFonts w:ascii="Calibri" w:eastAsia="Times New Roman" w:hAnsi="Calibri" w:cs="Calibri"/>
           <w:color w:val="000000"/>
           <w:kern w:val="0"/>
+          <w:highlight w:val="green"/>
           <w:lang w:val="en-AU" w:eastAsia="zh-CN"/>
           <w14:ligatures w14:val="none"/>
         </w:rPr>
@@ -2211,6 +2253,7 @@
           <w:rFonts w:ascii="Calibri" w:eastAsia="Times New Roman" w:hAnsi="Calibri" w:cs="Calibri"/>
           <w:color w:val="000000"/>
           <w:kern w:val="0"/>
+          <w:highlight w:val="green"/>
           <w:lang w:val="en-AU" w:eastAsia="zh-CN"/>
           <w14:ligatures w14:val="none"/>
         </w:rPr>
@@ -2222,6 +2265,7 @@
           <w:rFonts w:ascii="Calibri" w:eastAsia="Times New Roman" w:hAnsi="Calibri" w:cs="Calibri"/>
           <w:color w:val="000000"/>
           <w:kern w:val="0"/>
+          <w:highlight w:val="green"/>
           <w:lang w:val="en-AU" w:eastAsia="zh-CN"/>
           <w14:ligatures w14:val="none"/>
         </w:rPr>
@@ -2233,11 +2277,113 @@
           <w:rFonts w:ascii="Calibri" w:eastAsia="Times New Roman" w:hAnsi="Calibri" w:cs="Calibri"/>
           <w:color w:val="000000"/>
           <w:kern w:val="0"/>
-          <w:lang w:val="en-AU" w:eastAsia="zh-CN"/>
-          <w14:ligatures w14:val="none"/>
-        </w:rPr>
-        <w:t>, the rest of the data can be added after submitting the revised version. NB: upon submitting, I have to declare that all data has been uploaded.</w:t>
-      </w:r>
+          <w:highlight w:val="green"/>
+          <w:lang w:val="en-AU" w:eastAsia="zh-CN"/>
+          <w14:ligatures w14:val="none"/>
+        </w:rPr>
+        <w:t>, the rest of the data can be added after submitting the revised version. NB: upon submitting, I have to declare that all data has been uploaded</w:t>
+      </w:r>
+      <w:r>
+        <w:rPr>
+          <w:rFonts w:ascii="Calibri" w:eastAsia="Times New Roman" w:hAnsi="Calibri" w:cs="Calibri"/>
+          <w:color w:val="000000"/>
+          <w:kern w:val="0"/>
+          <w:highlight w:val="green"/>
+          <w:lang w:val="en-AU" w:eastAsia="zh-CN"/>
+          <w14:ligatures w14:val="none"/>
+        </w:rPr>
+        <w:t xml:space="preserve"> </w:t>
+      </w:r>
+      <w:r>
+        <w:rPr>
+          <w:rFonts w:ascii="Calibri" w:eastAsia="Times New Roman" w:hAnsi="Calibri" w:cs="Calibri"/>
+          <w:color w:val="000000"/>
+          <w:kern w:val="0"/>
+          <w:highlight w:val="green"/>
+          <w:lang w:val="en-AU" w:eastAsia="zh-CN"/>
+          <w14:ligatures w14:val="none"/>
+        </w:rPr>
+        <w:sym w:font="Wingdings" w:char="F0E0"/>
+      </w:r>
+      <w:r>
+        <w:rPr>
+          <w:rFonts w:ascii="Calibri" w:eastAsia="Times New Roman" w:hAnsi="Calibri" w:cs="Calibri"/>
+          <w:color w:val="000000"/>
+          <w:kern w:val="0"/>
+          <w:highlight w:val="green"/>
+          <w:lang w:val="en-AU" w:eastAsia="zh-CN"/>
+          <w14:ligatures w14:val="none"/>
+        </w:rPr>
+        <w:t xml:space="preserve"> DONE</w:t>
+      </w:r>
+    </w:p>
+    <w:p>
+      <w:pPr>
+        <w:numPr>
+          <w:ilvl w:val="0"/>
+          <w:numId w:val="6"/>
+        </w:numPr>
+        <w:spacing w:before="100" w:beforeAutospacing="1" w:after="100" w:afterAutospacing="1"/>
+        <w:rPr>
+          <w:rFonts w:ascii="Calibri" w:eastAsia="Times New Roman" w:hAnsi="Calibri" w:cs="Calibri"/>
+          <w:color w:val="000000"/>
+          <w:kern w:val="0"/>
+          <w:lang w:val="en-AU" w:eastAsia="zh-CN"/>
+          <w14:ligatures w14:val="none"/>
+        </w:rPr>
+      </w:pPr>
+      <w:proofErr w:type="spellStart"/>
+      <w:r>
+        <w:rPr>
+          <w:rFonts w:ascii="Calibri" w:eastAsia="Times New Roman" w:hAnsi="Calibri" w:cs="Calibri"/>
+          <w:b/>
+          <w:bCs/>
+          <w:i/>
+          <w:iCs/>
+          <w:color w:val="000000"/>
+          <w:kern w:val="0"/>
+          <w:lang w:val="en-AU" w:eastAsia="zh-CN"/>
+          <w14:ligatures w14:val="none"/>
+        </w:rPr>
+        <w:t>Zhuzhi</w:t>
+      </w:r>
+      <w:proofErr w:type="spellEnd"/>
+      <w:r>
+        <w:rPr>
+          <w:rFonts w:ascii="Calibri" w:eastAsia="Times New Roman" w:hAnsi="Calibri" w:cs="Calibri"/>
+          <w:b/>
+          <w:bCs/>
+          <w:i/>
+          <w:iCs/>
+          <w:color w:val="000000"/>
+          <w:kern w:val="0"/>
+          <w:lang w:val="en-AU" w:eastAsia="zh-CN"/>
+          <w14:ligatures w14:val="none"/>
+        </w:rPr>
+        <w:t xml:space="preserve">/Maya </w:t>
+      </w:r>
+      <w:r>
+        <w:rPr>
+          <w:rFonts w:ascii="Calibri" w:eastAsia="Times New Roman" w:hAnsi="Calibri" w:cs="Calibri"/>
+          <w:color w:val="000000"/>
+          <w:kern w:val="0"/>
+          <w:lang w:val="en-AU" w:eastAsia="zh-CN"/>
+          <w14:ligatures w14:val="none"/>
+        </w:rPr>
+        <w:sym w:font="Wingdings" w:char="F0E0"/>
+      </w:r>
+      <w:r>
+        <w:rPr>
+          <w:rFonts w:ascii="Calibri" w:eastAsia="Times New Roman" w:hAnsi="Calibri" w:cs="Calibri"/>
+          <w:color w:val="000000"/>
+          <w:kern w:val="0"/>
+          <w:lang w:val="en-AU" w:eastAsia="zh-CN"/>
+          <w14:ligatures w14:val="none"/>
+        </w:rPr>
+        <w:t xml:space="preserve"> submit all raw data</w:t>
+      </w:r>
+      <w:bookmarkStart w:id="0" w:name="_GoBack"/>
+      <w:bookmarkEnd w:id="0"/>
     </w:p>
     <w:p>
       <w:pPr>
